--- a/info/TRIGGER_9 Kafka Metadata Failure.docx
+++ b/info/TRIGGER_9 Kafka Metadata Failure.docx
@@ -13,7 +13,7 @@
           <w:sz w:val="16"/>
           <w:spacing w:val="20"/>
         </w:rPr>
-        <w:t>IFC TRIGGER CONNECTOR  ·  SIT  ·  TRIGGER_9  ·  6 OCTOBER 2026</w:t>
+        <w:t>IFC TRIGGER CONNECTOR · SIT · TRIGGER_9 · 6–7 OCTOBER 2026</w:t>
       </w:r>
     </w:p>
     <w:p>
@@ -21,7 +21,7 @@
         <w:pStyle w:val="Title"/>
       </w:pPr>
       <w:r>
-        <w:t>Where the Kafka publish is failing</w:t>
+        <w:t>Why the Kafka publish failed, and the fix</w:t>
       </w:r>
     </w:p>
     <w:p>
@@ -34,7 +34,7 @@
           <w:color w:val="18202B"/>
           <w:sz w:val="22"/>
         </w:rPr>
-        <w:t>Every check before the connection to the Kafka brokers passes. The run stops at the first request the producer sends to the brokers: the topic metadata lookup. No records have been read or published, because the connector stops before it reads the trigger table.</w:t>
+        <w:t>On 6 October every SIT run stopped at the first request to the Kafka brokers, a topic metadata lookup, and published nothing. The cause was in the connector. On the confluent-kafka 2.4 client in the image, the BSP callback that gives the brokers their BAM token runs only when the producer is polled, and the metadata lookup ran before any poll. The fix polls for the token first and leaves the broker connection to the first publish, as the Trigger Backbone's produce_app does. The run on 7 October published to the topic.</w:t>
       </w:r>
     </w:p>
     <w:tbl>
@@ -55,6 +55,47 @@
         <w:gridCol w:w="4819"/>
         <w:gridCol w:w="4819"/>
       </w:tblGrid>
+      <w:tr>
+        <w:tc>
+          <w:tcPr>
+            <w:tcW w:type="dxa" w:w="2551"/>
+            <w:shd w:val="clear" w:color="auto" w:fill="EEF0F3"/>
+          </w:tcPr>
+          <w:p>
+            <w:pPr>
+              <w:spacing w:before="40" w:after="40"/>
+            </w:pPr>
+            <w:r/>
+            <w:r>
+              <w:rPr>
+                <w:b/>
+                <w:color w:val="5A6575"/>
+                <w:sz w:val="16"/>
+              </w:rPr>
+              <w:t>STATUS</w:t>
+            </w:r>
+          </w:p>
+        </w:tc>
+        <w:tc>
+          <w:tcPr>
+            <w:tcW w:type="dxa" w:w="7087"/>
+          </w:tcPr>
+          <w:p>
+            <w:pPr>
+              <w:spacing w:before="40" w:after="40"/>
+            </w:pPr>
+            <w:r/>
+            <w:r>
+              <w:rPr>
+                <w:rFonts w:ascii="Consolas" w:hAnsi="Consolas"/>
+                <w:color w:val="1D7A4A"/>
+                <w:sz w:val="18"/>
+              </w:rPr>
+              <w:t>Resolved, 7 October 2026</w:t>
+            </w:r>
+          </w:p>
+        </w:tc>
+      </w:tr>
       <w:tr>
         <w:tc>
           <w:tcPr>
@@ -113,7 +154,7 @@
                 <w:color w:val="5A6575"/>
                 <w:sz w:val="16"/>
               </w:rPr>
-              <w:t>FAILED CHECK</w:t>
+              <w:t>FAILURE ON 6 OCTOBER</w:t>
             </w:r>
           </w:p>
         </w:tc>
@@ -129,10 +170,10 @@
             <w:r>
               <w:rPr>
                 <w:rFonts w:ascii="Consolas" w:hAnsi="Consolas"/>
-                <w:color w:val="18202B"/>
+                <w:color w:val="B42318"/>
                 <w:sz w:val="18"/>
               </w:rPr>
-              <w:t>kafka:metadata</w:t>
+              <w:t>kafka:metadata · _TRANSPORT · BROKER_UNAVAILABLE · exit 32</w:t>
             </w:r>
           </w:p>
         </w:tc>
@@ -154,7 +195,7 @@
                 <w:color w:val="5A6575"/>
                 <w:sz w:val="16"/>
               </w:rPr>
-              <w:t>CLASSIFICATION</w:t>
+              <w:t>ROOT CAUSE</w:t>
             </w:r>
           </w:p>
         </w:tc>
@@ -170,10 +211,10 @@
             <w:r>
               <w:rPr>
                 <w:rFonts w:ascii="Consolas" w:hAnsi="Consolas"/>
-                <w:color w:val="B42318"/>
+                <w:color w:val="18202B"/>
                 <w:sz w:val="18"/>
               </w:rPr>
-              <w:t>BROKER_UNAVAILABLE</w:t>
+              <w:t>BAM token not handed to librdkafka before the first broker request</w:t>
             </w:r>
           </w:p>
         </w:tc>
@@ -195,48 +236,7 @@
                 <w:color w:val="5A6575"/>
                 <w:sz w:val="16"/>
               </w:rPr>
-              <w:t>EXIT CODE</w:t>
-            </w:r>
-          </w:p>
-        </w:tc>
-        <w:tc>
-          <w:tcPr>
-            <w:tcW w:type="dxa" w:w="7087"/>
-          </w:tcPr>
-          <w:p>
-            <w:pPr>
-              <w:spacing w:before="40" w:after="40"/>
-            </w:pPr>
-            <w:r/>
-            <w:r>
-              <w:rPr>
-                <w:rFonts w:ascii="Consolas" w:hAnsi="Consolas"/>
-                <w:color w:val="B42318"/>
-                <w:sz w:val="18"/>
-              </w:rPr>
-              <w:t>32</w:t>
-            </w:r>
-          </w:p>
-        </w:tc>
-      </w:tr>
-      <w:tr>
-        <w:tc>
-          <w:tcPr>
-            <w:tcW w:type="dxa" w:w="2551"/>
-            <w:shd w:val="clear" w:color="auto" w:fill="EEF0F3"/>
-          </w:tcPr>
-          <w:p>
-            <w:pPr>
-              <w:spacing w:before="40" w:after="40"/>
-            </w:pPr>
-            <w:r/>
-            <w:r>
-              <w:rPr>
-                <w:b/>
-                <w:color w:val="5A6575"/>
-                <w:sz w:val="16"/>
-              </w:rPr>
-              <w:t>RECORDS PUBLISHED</w:t>
+              <w:t>FIX</w:t>
             </w:r>
           </w:p>
         </w:tc>
@@ -255,7 +255,7 @@
                 <w:color w:val="18202B"/>
                 <w:sz w:val="18"/>
               </w:rPr>
-              <w:t>0</w:t>
+              <w:t>485e874 (wait for the token) · 7b77eeb (metadata check off)</w:t>
             </w:r>
           </w:p>
         </w:tc>
@@ -313,7 +313,7 @@
           <w:sz w:val="16"/>
           <w:spacing w:val="20"/>
         </w:rPr>
-        <w:t>ERROR</w:t>
+        <w:t>ERROR IN THE FAILING RUNS</w:t>
       </w:r>
     </w:p>
     <w:p>
@@ -347,7 +347,7 @@
           <w:rFonts w:ascii="Consolas" w:hAnsi="Consolas"/>
           <w:sz w:val="17"/>
         </w:rPr>
-        <w:t>after ~10 000 ms (the preflight timeout at the time)</w:t>
+        <w:t>after 60 000 ms in the last failing run (20261006T173107Z)</w:t>
       </w:r>
     </w:p>
     <w:p>
@@ -368,7 +368,7 @@
           <w:color w:val="18202B"/>
           <w:sz w:val="21"/>
         </w:rPr>
-        <w:t xml:space="preserve">The steps run in this order on every invocation. Each step must pass before the next one starts. Under each step is what it sends and to which system, written as the equivalent command you could run by hand, with the configuration or environment variable each value comes from. Secrets are shown as </w:t>
+        <w:t xml:space="preserve">The steps run in this order on every invocation, as the code is now. Each must pass before the next starts. Under each step is what it sends and to which system, written as the equivalent command you could run by hand, with the configuration or environment variable each value comes from. Secrets are shown as </w:t>
       </w:r>
       <w:r>
         <w:rPr>
@@ -416,7 +416,7 @@
           <w:color w:val="18202B"/>
           <w:sz w:val="21"/>
         </w:rPr>
-        <w:t>.</w:t>
+        <w:t>, as of 7 October 2026.</w:t>
       </w:r>
     </w:p>
     <w:p>
@@ -449,7 +449,7 @@
           <w:color w:val="18202B"/>
           <w:sz w:val="21"/>
         </w:rPr>
-        <w:t>Decides whether this month should run (a forced run of 2026-09 here) and stops a month that is already delivered from being sent twice.</w:t>
+        <w:t>Decides whether this month should run and stops a month that is already delivered from being sent twice.</w:t>
       </w:r>
     </w:p>
     <w:p>
@@ -488,10 +488,10 @@
     </w:p>
     <w:p>
       <w:pPr>
+        <w:keepNext/>
         <w:spacing w:before="0" w:after="0" w:line="240" w:lineRule="auto"/>
         <w:ind w:left="113"/>
         <w:shd w:val="clear" w:color="auto" w:fill="EEF1F5"/>
-        <w:keepNext/>
         <w:pBdr>
           <w:top w:val="single" w:sz="4" w:space="3" w:color="DDE2E9"/>
         </w:pBdr>
@@ -507,9 +507,9 @@
     </w:p>
     <w:p>
       <w:pPr>
+        <w:keepNext/>
         <w:spacing w:before="0" w:after="0" w:line="240" w:lineRule="auto"/>
         <w:ind w:left="113"/>
-        <w:keepNext/>
         <w:shd w:val="clear" w:color="auto" w:fill="EEF1F5"/>
       </w:pPr>
       <w:r>
@@ -523,9 +523,9 @@
     </w:p>
     <w:p>
       <w:pPr>
+        <w:keepNext/>
         <w:spacing w:before="0" w:after="0" w:line="240" w:lineRule="auto"/>
         <w:ind w:left="113"/>
-        <w:keepNext/>
         <w:shd w:val="clear" w:color="auto" w:fill="EEF1F5"/>
       </w:pPr>
       <w:r>
@@ -539,10 +539,10 @@
     </w:p>
     <w:p>
       <w:pPr>
+        <w:keepNext w:val="0"/>
         <w:spacing w:before="0" w:after="0" w:line="240" w:lineRule="auto"/>
         <w:ind w:left="113"/>
         <w:shd w:val="clear" w:color="auto" w:fill="EEF1F5"/>
-        <w:keepNext w:val="0"/>
         <w:pBdr>
           <w:bottom w:val="single" w:sz="4" w:space="3" w:color="DDE2E9"/>
         </w:pBdr>
@@ -575,7 +575,7 @@
           <w:color w:val="18202B"/>
           <w:sz w:val="19"/>
         </w:rPr>
-        <w:t>The ECS task role. The forced month comes from the task's run-month and force variables.</w:t>
+        <w:t>The ECS task role. A forced month comes from the task's run-month and force variables.</w:t>
       </w:r>
     </w:p>
     <w:p>
@@ -690,10 +690,10 @@
     </w:p>
     <w:p>
       <w:pPr>
+        <w:keepNext/>
         <w:spacing w:before="0" w:after="0" w:line="240" w:lineRule="auto"/>
         <w:ind w:left="113"/>
         <w:shd w:val="clear" w:color="auto" w:fill="EEF1F5"/>
-        <w:keepNext/>
         <w:pBdr>
           <w:top w:val="single" w:sz="4" w:space="3" w:color="DDE2E9"/>
         </w:pBdr>
@@ -709,9 +709,9 @@
     </w:p>
     <w:p>
       <w:pPr>
+        <w:keepNext/>
         <w:spacing w:before="0" w:after="0" w:line="240" w:lineRule="auto"/>
         <w:ind w:left="113"/>
-        <w:keepNext/>
         <w:shd w:val="clear" w:color="auto" w:fill="EEF1F5"/>
       </w:pPr>
       <w:r>
@@ -725,9 +725,9 @@
     </w:p>
     <w:p>
       <w:pPr>
+        <w:keepNext/>
         <w:spacing w:before="0" w:after="0" w:line="240" w:lineRule="auto"/>
         <w:ind w:left="113"/>
-        <w:keepNext/>
         <w:shd w:val="clear" w:color="auto" w:fill="EEF1F5"/>
       </w:pPr>
       <w:r>
@@ -741,9 +741,9 @@
     </w:p>
     <w:p>
       <w:pPr>
+        <w:keepNext/>
         <w:spacing w:before="0" w:after="0" w:line="240" w:lineRule="auto"/>
         <w:ind w:left="113"/>
-        <w:keepNext/>
         <w:shd w:val="clear" w:color="auto" w:fill="EEF1F5"/>
       </w:pPr>
       <w:r>
@@ -757,9 +757,9 @@
     </w:p>
     <w:p>
       <w:pPr>
+        <w:keepNext/>
         <w:spacing w:before="0" w:after="0" w:line="240" w:lineRule="auto"/>
         <w:ind w:left="113"/>
-        <w:keepNext/>
         <w:shd w:val="clear" w:color="auto" w:fill="EEF1F5"/>
       </w:pPr>
       <w:r>
@@ -773,9 +773,9 @@
     </w:p>
     <w:p>
       <w:pPr>
+        <w:keepNext/>
         <w:spacing w:before="0" w:after="0" w:line="240" w:lineRule="auto"/>
         <w:ind w:left="113"/>
-        <w:keepNext/>
         <w:shd w:val="clear" w:color="auto" w:fill="EEF1F5"/>
       </w:pPr>
       <w:r>
@@ -789,9 +789,9 @@
     </w:p>
     <w:p>
       <w:pPr>
+        <w:keepNext/>
         <w:spacing w:before="0" w:after="0" w:line="240" w:lineRule="auto"/>
         <w:ind w:left="113"/>
-        <w:keepNext/>
         <w:shd w:val="clear" w:color="auto" w:fill="EEF1F5"/>
       </w:pPr>
       <w:r>
@@ -805,9 +805,9 @@
     </w:p>
     <w:p>
       <w:pPr>
+        <w:keepNext/>
         <w:spacing w:before="0" w:after="0" w:line="240" w:lineRule="auto"/>
         <w:ind w:left="113"/>
-        <w:keepNext/>
         <w:shd w:val="clear" w:color="auto" w:fill="EEF1F5"/>
       </w:pPr>
       <w:r>
@@ -821,10 +821,10 @@
     </w:p>
     <w:p>
       <w:pPr>
+        <w:keepNext w:val="0"/>
         <w:spacing w:before="0" w:after="0" w:line="240" w:lineRule="auto"/>
         <w:ind w:left="113"/>
         <w:shd w:val="clear" w:color="auto" w:fill="EEF1F5"/>
-        <w:keepNext w:val="0"/>
         <w:pBdr>
           <w:bottom w:val="single" w:sz="4" w:space="3" w:color="DDE2E9"/>
         </w:pBdr>
@@ -994,7 +994,7 @@
           <w:color w:val="5A6575"/>
           <w:sz w:val="16"/>
         </w:rPr>
-        <w:t>utility/connector_runner.py:173 → utility/trigger_source.py:123 · check_access</w:t>
+        <w:t>utility/connector_runner.py:176 → utility/trigger_source.py:123 · check_access</w:t>
       </w:r>
     </w:p>
     <w:p>
@@ -1020,10 +1020,10 @@
     </w:p>
     <w:p>
       <w:pPr>
+        <w:keepNext/>
         <w:spacing w:before="0" w:after="0" w:line="240" w:lineRule="auto"/>
         <w:ind w:left="113"/>
         <w:shd w:val="clear" w:color="auto" w:fill="EEF1F5"/>
-        <w:keepNext/>
         <w:pBdr>
           <w:top w:val="single" w:sz="4" w:space="3" w:color="DDE2E9"/>
         </w:pBdr>
@@ -1039,9 +1039,9 @@
     </w:p>
     <w:p>
       <w:pPr>
+        <w:keepNext/>
         <w:spacing w:before="0" w:after="0" w:line="240" w:lineRule="auto"/>
         <w:ind w:left="113"/>
-        <w:keepNext/>
         <w:shd w:val="clear" w:color="auto" w:fill="EEF1F5"/>
       </w:pPr>
       <w:r>
@@ -1055,9 +1055,9 @@
     </w:p>
     <w:p>
       <w:pPr>
+        <w:keepNext/>
         <w:spacing w:before="0" w:after="0" w:line="240" w:lineRule="auto"/>
         <w:ind w:left="113"/>
-        <w:keepNext/>
         <w:shd w:val="clear" w:color="auto" w:fill="EEF1F5"/>
       </w:pPr>
       <w:r>
@@ -1071,9 +1071,9 @@
     </w:p>
     <w:p>
       <w:pPr>
+        <w:keepNext/>
         <w:spacing w:before="0" w:after="0" w:line="240" w:lineRule="auto"/>
         <w:ind w:left="113"/>
-        <w:keepNext/>
         <w:shd w:val="clear" w:color="auto" w:fill="EEF1F5"/>
       </w:pPr>
       <w:r>
@@ -1087,10 +1087,10 @@
     </w:p>
     <w:p>
       <w:pPr>
+        <w:keepNext w:val="0"/>
         <w:spacing w:before="0" w:after="0" w:line="240" w:lineRule="auto"/>
         <w:ind w:left="113"/>
         <w:shd w:val="clear" w:color="auto" w:fill="EEF1F5"/>
-        <w:keepNext w:val="0"/>
         <w:pBdr>
           <w:bottom w:val="single" w:sz="4" w:space="3" w:color="DDE2E9"/>
         </w:pBdr>
@@ -1190,7 +1190,7 @@
           <w:color w:val="5A6575"/>
           <w:sz w:val="16"/>
         </w:rPr>
-        <w:t>utility/kafka_factory.py:516 → utility/ca_certificate.py · install</w:t>
+        <w:t>utility/kafka_factory.py:553 → utility/ca_certificate.py · install</w:t>
       </w:r>
     </w:p>
     <w:p>
@@ -1216,10 +1216,10 @@
     </w:p>
     <w:p>
       <w:pPr>
+        <w:keepNext/>
         <w:spacing w:before="0" w:after="0" w:line="240" w:lineRule="auto"/>
         <w:ind w:left="113"/>
         <w:shd w:val="clear" w:color="auto" w:fill="EEF1F5"/>
-        <w:keepNext/>
         <w:pBdr>
           <w:top w:val="single" w:sz="4" w:space="3" w:color="DDE2E9"/>
         </w:pBdr>
@@ -1235,9 +1235,9 @@
     </w:p>
     <w:p>
       <w:pPr>
+        <w:keepNext/>
         <w:spacing w:before="0" w:after="0" w:line="240" w:lineRule="auto"/>
         <w:ind w:left="113"/>
-        <w:keepNext/>
         <w:shd w:val="clear" w:color="auto" w:fill="EEF1F5"/>
       </w:pPr>
       <w:r>
@@ -1251,9 +1251,9 @@
     </w:p>
     <w:p>
       <w:pPr>
+        <w:keepNext/>
         <w:spacing w:before="0" w:after="0" w:line="240" w:lineRule="auto"/>
         <w:ind w:left="113"/>
-        <w:keepNext/>
         <w:shd w:val="clear" w:color="auto" w:fill="EEF1F5"/>
       </w:pPr>
       <w:r>
@@ -1267,9 +1267,9 @@
     </w:p>
     <w:p>
       <w:pPr>
+        <w:keepNext/>
         <w:spacing w:before="0" w:after="0" w:line="240" w:lineRule="auto"/>
         <w:ind w:left="113"/>
-        <w:keepNext/>
         <w:shd w:val="clear" w:color="auto" w:fill="EEF1F5"/>
       </w:pPr>
       <w:r>
@@ -1283,10 +1283,10 @@
     </w:p>
     <w:p>
       <w:pPr>
+        <w:keepNext w:val="0"/>
         <w:spacing w:before="0" w:after="0" w:line="240" w:lineRule="auto"/>
         <w:ind w:left="113"/>
         <w:shd w:val="clear" w:color="auto" w:fill="EEF1F5"/>
-        <w:keepNext w:val="0"/>
         <w:pBdr>
           <w:bottom w:val="single" w:sz="4" w:space="3" w:color="DDE2E9"/>
         </w:pBdr>
@@ -1418,7 +1418,7 @@
           <w:color w:val="5A6575"/>
           <w:sz w:val="16"/>
         </w:rPr>
-        <w:t>utility/kafka_factory.py:254 → utility/cyberark_ccp_fetch.py</w:t>
+        <w:t>utility/kafka_factory.py:260 → utility/cyberark_ccp_fetch.py</w:t>
       </w:r>
     </w:p>
     <w:p>
@@ -1444,10 +1444,10 @@
     </w:p>
     <w:p>
       <w:pPr>
+        <w:keepNext/>
         <w:spacing w:before="0" w:after="0" w:line="240" w:lineRule="auto"/>
         <w:ind w:left="113"/>
         <w:shd w:val="clear" w:color="auto" w:fill="EEF1F5"/>
-        <w:keepNext/>
         <w:pBdr>
           <w:top w:val="single" w:sz="4" w:space="3" w:color="DDE2E9"/>
         </w:pBdr>
@@ -1463,9 +1463,9 @@
     </w:p>
     <w:p>
       <w:pPr>
+        <w:keepNext/>
         <w:spacing w:before="0" w:after="0" w:line="240" w:lineRule="auto"/>
         <w:ind w:left="113"/>
-        <w:keepNext/>
         <w:shd w:val="clear" w:color="auto" w:fill="EEF1F5"/>
       </w:pPr>
       <w:r>
@@ -1479,10 +1479,10 @@
     </w:p>
     <w:p>
       <w:pPr>
+        <w:keepNext w:val="0"/>
         <w:spacing w:before="0" w:after="0" w:line="240" w:lineRule="auto"/>
         <w:ind w:left="113"/>
         <w:shd w:val="clear" w:color="auto" w:fill="EEF1F5"/>
-        <w:keepNext w:val="0"/>
         <w:pBdr>
           <w:bottom w:val="single" w:sz="4" w:space="3" w:color="DDE2E9"/>
         </w:pBdr>
@@ -1519,10 +1519,10 @@
     </w:p>
     <w:p>
       <w:pPr>
+        <w:keepNext/>
         <w:spacing w:before="0" w:after="0" w:line="240" w:lineRule="auto"/>
         <w:ind w:left="113"/>
         <w:shd w:val="clear" w:color="auto" w:fill="EEF1F5"/>
-        <w:keepNext/>
         <w:pBdr>
           <w:top w:val="single" w:sz="4" w:space="3" w:color="DDE2E9"/>
         </w:pBdr>
@@ -1538,9 +1538,9 @@
     </w:p>
     <w:p>
       <w:pPr>
+        <w:keepNext/>
         <w:spacing w:before="0" w:after="0" w:line="240" w:lineRule="auto"/>
         <w:ind w:left="113"/>
-        <w:keepNext/>
         <w:shd w:val="clear" w:color="auto" w:fill="EEF1F5"/>
       </w:pPr>
       <w:r>
@@ -1554,9 +1554,9 @@
     </w:p>
     <w:p>
       <w:pPr>
+        <w:keepNext/>
         <w:spacing w:before="0" w:after="0" w:line="240" w:lineRule="auto"/>
         <w:ind w:left="113"/>
-        <w:keepNext/>
         <w:shd w:val="clear" w:color="auto" w:fill="EEF1F5"/>
       </w:pPr>
       <w:r>
@@ -1570,9 +1570,9 @@
     </w:p>
     <w:p>
       <w:pPr>
+        <w:keepNext/>
         <w:spacing w:before="0" w:after="0" w:line="240" w:lineRule="auto"/>
         <w:ind w:left="113"/>
-        <w:keepNext/>
         <w:shd w:val="clear" w:color="auto" w:fill="EEF1F5"/>
       </w:pPr>
       <w:r>
@@ -1586,9 +1586,9 @@
     </w:p>
     <w:p>
       <w:pPr>
+        <w:keepNext/>
         <w:spacing w:before="0" w:after="0" w:line="240" w:lineRule="auto"/>
         <w:ind w:left="113"/>
-        <w:keepNext/>
         <w:shd w:val="clear" w:color="auto" w:fill="EEF1F5"/>
       </w:pPr>
       <w:r>
@@ -1602,9 +1602,9 @@
     </w:p>
     <w:p>
       <w:pPr>
+        <w:keepNext/>
         <w:spacing w:before="0" w:after="0" w:line="240" w:lineRule="auto"/>
         <w:ind w:left="113"/>
-        <w:keepNext/>
         <w:shd w:val="clear" w:color="auto" w:fill="EEF1F5"/>
       </w:pPr>
       <w:r>
@@ -1618,9 +1618,9 @@
     </w:p>
     <w:p>
       <w:pPr>
+        <w:keepNext/>
         <w:spacing w:before="0" w:after="0" w:line="240" w:lineRule="auto"/>
         <w:ind w:left="113"/>
-        <w:keepNext/>
         <w:shd w:val="clear" w:color="auto" w:fill="EEF1F5"/>
       </w:pPr>
       <w:r>
@@ -1634,10 +1634,10 @@
     </w:p>
     <w:p>
       <w:pPr>
+        <w:keepNext w:val="0"/>
         <w:spacing w:before="0" w:after="0" w:line="240" w:lineRule="auto"/>
         <w:ind w:left="113"/>
         <w:shd w:val="clear" w:color="auto" w:fill="EEF1F5"/>
-        <w:keepNext w:val="0"/>
         <w:pBdr>
           <w:bottom w:val="single" w:sz="4" w:space="3" w:color="DDE2E9"/>
         </w:pBdr>
@@ -1648,7 +1648,7 @@
           <w:color w:val="5A6575"/>
           <w:sz w:val="16"/>
         </w:rPr>
-        <w:t>#   AppID=APP_IFC_BSP_EVENT_PROCESSOR  Folder=Root  Object=sysEUWCorpDEngSit</w:t>
+        <w:t>#   AppID=APP_IFC_BSP_EVENT_PROCESSOR  Folder=Root  Object=INTRANET-sysEUWCorpDEngSit</w:t>
       </w:r>
     </w:p>
     <w:p>
@@ -1815,7 +1815,7 @@
           <w:color w:val="5A6575"/>
           <w:sz w:val="16"/>
         </w:rPr>
-        <w:t>utility/kafka_factory.py:262, :519 → bsp_python_client · BSPAuthenticator.get_config</w:t>
+        <w:t>utility/kafka_factory.py:268, :556 → bsp_python_client · BSPAuthenticator.get_config</w:t>
       </w:r>
     </w:p>
     <w:p>
@@ -1841,10 +1841,10 @@
     </w:p>
     <w:p>
       <w:pPr>
+        <w:keepNext/>
         <w:spacing w:before="0" w:after="0" w:line="240" w:lineRule="auto"/>
         <w:ind w:left="113"/>
         <w:shd w:val="clear" w:color="auto" w:fill="EEF1F5"/>
-        <w:keepNext/>
         <w:pBdr>
           <w:top w:val="single" w:sz="4" w:space="3" w:color="DDE2E9"/>
         </w:pBdr>
@@ -1860,9 +1860,9 @@
     </w:p>
     <w:p>
       <w:pPr>
+        <w:keepNext/>
         <w:spacing w:before="0" w:after="0" w:line="240" w:lineRule="auto"/>
         <w:ind w:left="113"/>
-        <w:keepNext/>
         <w:shd w:val="clear" w:color="auto" w:fill="EEF1F5"/>
       </w:pPr>
       <w:r>
@@ -1871,14 +1871,14 @@
           <w:color w:val="18202B"/>
           <w:sz w:val="16"/>
         </w:rPr>
-        <w:t>bootstrap.servers  = ldndsr000009490...:9095, ldndsr000009491...:9095, gbrdsr000012098...:9095</w:t>
+        <w:t>bootstrap.servers  = ldndsr000009480, ldndsr000009481, gbrdsr000011990,</w:t>
       </w:r>
     </w:p>
     <w:p>
       <w:pPr>
+        <w:keepNext/>
         <w:spacing w:before="0" w:after="0" w:line="240" w:lineRule="auto"/>
         <w:ind w:left="113"/>
-        <w:keepNext/>
         <w:shd w:val="clear" w:color="auto" w:fill="EEF1F5"/>
       </w:pPr>
       <w:r>
@@ -1887,14 +1887,14 @@
           <w:color w:val="18202B"/>
           <w:sz w:val="16"/>
         </w:rPr>
-        <w:t>security.protocol  = SASL_SSL</w:t>
+        <w:t xml:space="preserve">                     gbrdsr000011993, gbrdsr000013930 (.intranet.barcapint.com:9095)</w:t>
       </w:r>
     </w:p>
     <w:p>
       <w:pPr>
+        <w:keepNext/>
         <w:spacing w:before="0" w:after="0" w:line="240" w:lineRule="auto"/>
         <w:ind w:left="113"/>
-        <w:keepNext/>
         <w:shd w:val="clear" w:color="auto" w:fill="EEF1F5"/>
       </w:pPr>
       <w:r>
@@ -1903,14 +1903,14 @@
           <w:color w:val="18202B"/>
           <w:sz w:val="16"/>
         </w:rPr>
-        <w:t>sasl.mechanism     = OAUTHBEARER</w:t>
+        <w:t>security.protocol  = SASL_SSL</w:t>
       </w:r>
     </w:p>
     <w:p>
       <w:pPr>
+        <w:keepNext/>
         <w:spacing w:before="0" w:after="0" w:line="240" w:lineRule="auto"/>
         <w:ind w:left="113"/>
-        <w:keepNext/>
         <w:shd w:val="clear" w:color="auto" w:fill="EEF1F5"/>
       </w:pPr>
       <w:r>
@@ -1919,14 +1919,14 @@
           <w:color w:val="18202B"/>
           <w:sz w:val="16"/>
         </w:rPr>
-        <w:t>ssl.ca.location    = /tmp/ifc-certs/CARoot.pem</w:t>
+        <w:t>sasl.mechanism     = OAUTHBEARER</w:t>
       </w:r>
     </w:p>
     <w:p>
       <w:pPr>
+        <w:keepNext/>
         <w:spacing w:before="0" w:after="0" w:line="240" w:lineRule="auto"/>
         <w:ind w:left="113"/>
-        <w:keepNext/>
         <w:shd w:val="clear" w:color="auto" w:fill="EEF1F5"/>
       </w:pPr>
       <w:r>
@@ -1935,14 +1935,30 @@
           <w:color w:val="18202B"/>
           <w:sz w:val="16"/>
         </w:rPr>
-        <w:t>oauth_cb           = &lt;BSP callback that supplies the BAM token&gt;</w:t>
+        <w:t>ssl.ca.location    = /tmp/ifc-certs/CARoot.pem</w:t>
       </w:r>
     </w:p>
     <w:p>
       <w:pPr>
+        <w:keepNext/>
         <w:spacing w:before="0" w:after="0" w:line="240" w:lineRule="auto"/>
         <w:ind w:left="113"/>
+        <w:shd w:val="clear" w:color="auto" w:fill="EEF1F5"/>
+      </w:pPr>
+      <w:r>
+        <w:rPr>
+          <w:rFonts w:ascii="Consolas" w:hAnsi="Consolas"/>
+          <w:color w:val="18202B"/>
+          <w:sz w:val="16"/>
+        </w:rPr>
+        <w:t>oauth_cb           = &lt;BSP callback that supplies the BAM token&gt;</w:t>
+      </w:r>
+    </w:p>
+    <w:p>
+      <w:pPr>
         <w:keepNext/>
+        <w:spacing w:before="0" w:after="0" w:line="240" w:lineRule="auto"/>
+        <w:ind w:left="113"/>
         <w:shd w:val="clear" w:color="auto" w:fill="EEF1F5"/>
       </w:pPr>
       <w:r>
@@ -1956,10 +1972,10 @@
     </w:p>
     <w:p>
       <w:pPr>
+        <w:keepNext w:val="0"/>
         <w:spacing w:before="0" w:after="0" w:line="240" w:lineRule="auto"/>
         <w:ind w:left="113"/>
         <w:shd w:val="clear" w:color="auto" w:fill="EEF1F5"/>
-        <w:keepNext w:val="0"/>
         <w:pBdr>
           <w:bottom w:val="single" w:sz="4" w:space="3" w:color="DDE2E9"/>
         </w:pBdr>
@@ -2093,7 +2109,7 @@
           <w:color w:val="18202B"/>
           <w:sz w:val="19"/>
         </w:rPr>
-        <w:t xml:space="preserve">The next run logs this as </w:t>
+        <w:t xml:space="preserve">Log: </w:t>
       </w:r>
       <w:r>
         <w:rPr>
@@ -2101,7 +2117,7 @@
           <w:color w:val="18202B"/>
           <w:sz w:val="17"/>
         </w:rPr>
-        <w:t>Kafka client config: security.protocol=… ports=…</w:t>
+        <w:t>Kafka client config: security.protocol=SASL_SSL sasl.mechanism=OAUTHBEARER … (exists=True) brokers=5 ports=[9095]</w:t>
       </w:r>
     </w:p>
     <w:p>
@@ -2147,7 +2163,7 @@
           <w:color w:val="5A6575"/>
           <w:sz w:val="16"/>
         </w:rPr>
-        <w:t>utility/kafka_factory.py:522 · _network_checks → utility/kafka_preflight.py · check_dns, check_tcp</w:t>
+        <w:t>utility/kafka_factory.py:559 · _network_checks → utility/kafka_preflight.py · check_dns, check_tcp</w:t>
       </w:r>
     </w:p>
     <w:p>
@@ -2168,15 +2184,15 @@
           <w:color w:val="5A6575"/>
           <w:sz w:val="16"/>
         </w:rPr>
-        <w:t xml:space="preserve">   socket.getaddrinfo(host) · socket.create_connection((host, port), timeout=60)</w:t>
+        <w:t xml:space="preserve">   socket.getaddrinfo(host) · socket.create_connection((host, port), timeout=30)</w:t>
       </w:r>
     </w:p>
     <w:p>
       <w:pPr>
+        <w:keepNext/>
         <w:spacing w:before="0" w:after="0" w:line="240" w:lineRule="auto"/>
         <w:ind w:left="113"/>
         <w:shd w:val="clear" w:color="auto" w:fill="EEF1F5"/>
-        <w:keepNext/>
         <w:pBdr>
           <w:top w:val="single" w:sz="4" w:space="3" w:color="DDE2E9"/>
         </w:pBdr>
@@ -2192,9 +2208,9 @@
     </w:p>
     <w:p>
       <w:pPr>
+        <w:keepNext/>
         <w:spacing w:before="0" w:after="0" w:line="240" w:lineRule="auto"/>
         <w:ind w:left="113"/>
-        <w:keepNext/>
         <w:shd w:val="clear" w:color="auto" w:fill="EEF1F5"/>
       </w:pPr>
       <w:r>
@@ -2203,14 +2219,14 @@
           <w:color w:val="18202B"/>
           <w:sz w:val="16"/>
         </w:rPr>
-        <w:t>nslookup ldndsr000009490.intranet.barcapint.com</w:t>
+        <w:t>nslookup ldndsr000009480.intranet.barcapint.com</w:t>
       </w:r>
     </w:p>
     <w:p>
       <w:pPr>
+        <w:keepNext/>
         <w:spacing w:before="0" w:after="0" w:line="240" w:lineRule="auto"/>
         <w:ind w:left="113"/>
-        <w:keepNext/>
         <w:shd w:val="clear" w:color="auto" w:fill="EEF1F5"/>
       </w:pPr>
       <w:r>
@@ -2219,14 +2235,14 @@
           <w:color w:val="18202B"/>
           <w:sz w:val="16"/>
         </w:rPr>
-        <w:t>Test-NetConnection ldndsr000009490.intranet.barcapint.com -Port 9095   # or: nc -vz host 9095</w:t>
+        <w:t>Test-NetConnection ldndsr000009480.intranet.barcapint.com -Port 9095   # or: nc -vz host 9095</w:t>
       </w:r>
     </w:p>
     <w:p>
       <w:pPr>
+        <w:keepNext/>
         <w:spacing w:before="0" w:after="0" w:line="240" w:lineRule="auto"/>
         <w:ind w:left="113"/>
-        <w:keepNext/>
         <w:shd w:val="clear" w:color="auto" w:fill="EEF1F5"/>
       </w:pPr>
       <w:r>
@@ -2235,15 +2251,15 @@
           <w:color w:val="5A6575"/>
           <w:sz w:val="16"/>
         </w:rPr>
-        <w:t># ...repeated for ldndsr000009491:9095, gbrdsr000012098:9095,</w:t>
+        <w:t># ...repeated for the other four brokers on 9095,</w:t>
       </w:r>
     </w:p>
     <w:p>
       <w:pPr>
+        <w:keepNext w:val="0"/>
         <w:spacing w:before="0" w:after="0" w:line="240" w:lineRule="auto"/>
         <w:ind w:left="113"/>
         <w:shd w:val="clear" w:color="auto" w:fill="EEF1F5"/>
-        <w:keepNext w:val="0"/>
         <w:pBdr>
           <w:bottom w:val="single" w:sz="4" w:space="3" w:color="DDE2E9"/>
         </w:pBdr>
@@ -2254,7 +2270,7 @@
           <w:color w:val="5A6575"/>
           <w:sz w:val="16"/>
         </w:rPr>
-        <w:t>#    ldndsr000010177:8095 and gbrdsr00014551:8095</w:t>
+        <w:t>#    and ldndsr000010177:8095, gbrdsr000014551:8095 (Schema Registry)</w:t>
       </w:r>
     </w:p>
     <w:p>
@@ -2284,7 +2300,7 @@
           <w:color w:val="18202B"/>
           <w:sz w:val="19"/>
         </w:rPr>
-        <w:t xml:space="preserve"> (60).</w:t>
+        <w:t xml:space="preserve"> (30).</w:t>
       </w:r>
     </w:p>
     <w:p>
@@ -2306,7 +2322,7 @@
           <w:color w:val="18202B"/>
           <w:sz w:val="19"/>
         </w:rPr>
-        <w:t>IP addresses, and whether the TCP connect succeeded. One reachable broker is enough. Each failure is still reported.</w:t>
+        <w:t>IP addresses, and whether the TCP connect succeeded. One reachable node of each is enough. Each failure is still reported.</w:t>
       </w:r>
     </w:p>
     <w:p>
@@ -2335,7 +2351,23 @@
           <w:color w:val="18202B"/>
           <w:sz w:val="19"/>
         </w:rPr>
-        <w:t xml:space="preserve"> passed, all endpoints reachable</w:t>
+        <w:t xml:space="preserve"> 5/5 and </w:t>
+      </w:r>
+      <w:r>
+        <w:rPr>
+          <w:rFonts w:ascii="Consolas" w:hAnsi="Consolas"/>
+          <w:color w:val="18202B"/>
+          <w:sz w:val="17"/>
+        </w:rPr>
+        <w:t>tcp:schema_registry:quorum</w:t>
+      </w:r>
+      <w:r>
+        <w:rPr>
+          <w:b w:val="0"/>
+          <w:color w:val="18202B"/>
+          <w:sz w:val="19"/>
+        </w:rPr>
+        <w:t xml:space="preserve"> 2/2 endpoints reachable</w:t>
       </w:r>
     </w:p>
     <w:p>
@@ -2368,7 +2400,23 @@
           <w:color w:val="18202B"/>
           <w:sz w:val="21"/>
         </w:rPr>
-        <w:t>The BSP client exchanges the system-account credential for a BAM OAuth token (a JWT). The same token is used for the Schema Registry in step 9 and for SASL to the brokers in step 11.</w:t>
+        <w:t xml:space="preserve">The BSP client exchanges the system-account credential for a BAM OAuth token (a JWT), used here for the Schema Registry. The brokers get theirs from BSP's </w:t>
+      </w:r>
+      <w:r>
+        <w:rPr>
+          <w:rFonts w:ascii="Consolas" w:hAnsi="Consolas"/>
+          <w:color w:val="18202B"/>
+          <w:sz w:val="19"/>
+        </w:rPr>
+        <w:t>oauth_cb</w:t>
+      </w:r>
+      <w:r>
+        <w:rPr>
+          <w:b w:val="0"/>
+          <w:color w:val="18202B"/>
+          <w:sz w:val="21"/>
+        </w:rPr>
+        <w:t xml:space="preserve"> in step 11.</w:t>
       </w:r>
     </w:p>
     <w:p>
@@ -2381,7 +2429,7 @@
           <w:color w:val="5A6575"/>
           <w:sz w:val="16"/>
         </w:rPr>
-        <w:t>utility/kafka_factory.py:536 → utility/auth_helper.py:205 → bsp_python_client · BSPAuthenticator.get_token</w:t>
+        <w:t>utility/kafka_factory.py:573 → utility/auth_helper.py:205 → bsp_python_client · BSPAuthenticator.get_token</w:t>
       </w:r>
     </w:p>
     <w:p>
@@ -2407,10 +2455,10 @@
     </w:p>
     <w:p>
       <w:pPr>
+        <w:keepNext/>
         <w:spacing w:before="0" w:after="0" w:line="240" w:lineRule="auto"/>
         <w:ind w:left="113"/>
         <w:shd w:val="clear" w:color="auto" w:fill="EEF1F5"/>
-        <w:keepNext/>
         <w:pBdr>
           <w:top w:val="single" w:sz="4" w:space="3" w:color="DDE2E9"/>
         </w:pBdr>
@@ -2426,9 +2474,9 @@
     </w:p>
     <w:p>
       <w:pPr>
+        <w:keepNext/>
         <w:spacing w:before="0" w:after="0" w:line="240" w:lineRule="auto"/>
         <w:ind w:left="113"/>
-        <w:keepNext/>
         <w:shd w:val="clear" w:color="auto" w:fill="EEF1F5"/>
       </w:pPr>
       <w:r>
@@ -2437,14 +2485,78 @@
           <w:color w:val="18202B"/>
           <w:sz w:val="16"/>
         </w:rPr>
-        <w:t>BAM_URL       = &lt;BAM authentication endpoint&gt;</w:t>
+        <w:t>BAM_URL       = https://bamuat-auth.client.barclayscorp.com/authn/authenticate/sso/api   # UAT BAM</w:t>
       </w:r>
     </w:p>
     <w:p>
       <w:pPr>
+        <w:keepNext/>
         <w:spacing w:before="0" w:after="0" w:line="240" w:lineRule="auto"/>
         <w:ind w:left="113"/>
+        <w:shd w:val="clear" w:color="auto" w:fill="EEF1F5"/>
+      </w:pPr>
+      <w:r>
+        <w:rPr>
+          <w:rFonts w:ascii="Consolas" w:hAnsi="Consolas"/>
+          <w:color w:val="18202B"/>
+          <w:sz w:val="16"/>
+        </w:rPr>
+        <w:t>BAM_NAME      = BarclaysStreamingPlatform</w:t>
+      </w:r>
+    </w:p>
+    <w:p>
+      <w:pPr>
         <w:keepNext/>
+        <w:spacing w:before="0" w:after="0" w:line="240" w:lineRule="auto"/>
+        <w:ind w:left="113"/>
+        <w:shd w:val="clear" w:color="auto" w:fill="EEF1F5"/>
+      </w:pPr>
+      <w:r>
+        <w:rPr>
+          <w:rFonts w:ascii="Consolas" w:hAnsi="Consolas"/>
+          <w:color w:val="18202B"/>
+          <w:sz w:val="16"/>
+        </w:rPr>
+        <w:t>BSP_USERNAME  = sysEUWCorpDEngSit@INTRANET.BARCAPINT.COM   # from step 5</w:t>
+      </w:r>
+    </w:p>
+    <w:p>
+      <w:pPr>
+        <w:keepNext/>
+        <w:spacing w:before="0" w:after="0" w:line="240" w:lineRule="auto"/>
+        <w:ind w:left="113"/>
+        <w:shd w:val="clear" w:color="auto" w:fill="EEF1F5"/>
+      </w:pPr>
+      <w:r>
+        <w:rPr>
+          <w:rFonts w:ascii="Consolas" w:hAnsi="Consolas"/>
+          <w:color w:val="18202B"/>
+          <w:sz w:val="16"/>
+        </w:rPr>
+        <w:t>BSP_PASSWORD  = &lt;from CyberArk, step 5&gt;</w:t>
+      </w:r>
+    </w:p>
+    <w:p>
+      <w:pPr>
+        <w:keepNext/>
+        <w:spacing w:before="0" w:after="0" w:line="240" w:lineRule="auto"/>
+        <w:ind w:left="113"/>
+        <w:shd w:val="clear" w:color="auto" w:fill="EEF1F5"/>
+      </w:pPr>
+      <w:r>
+        <w:rPr>
+          <w:rFonts w:ascii="Consolas" w:hAnsi="Consolas"/>
+          <w:color w:val="18202B"/>
+          <w:sz w:val="16"/>
+        </w:rPr>
+        <w:t xml:space="preserve"> </w:t>
+      </w:r>
+    </w:p>
+    <w:p>
+      <w:pPr>
+        <w:keepNext/>
+        <w:spacing w:before="0" w:after="0" w:line="240" w:lineRule="auto"/>
+        <w:ind w:left="113"/>
         <w:shd w:val="clear" w:color="auto" w:fill="EEF1F5"/>
       </w:pPr>
       <w:r>
@@ -2453,79 +2565,18 @@
           <w:color w:val="5A6575"/>
           <w:sz w:val="16"/>
         </w:rPr>
-        <w:t xml:space="preserve">                # .env example: https://bamuat-auth.client.barclayscorp.com/authn/authenticate/sso/api</w:t>
+        <w:t># Our call:  BSPAuthenticator().get_token(producer_config)</w:t>
       </w:r>
     </w:p>
     <w:p>
       <w:pPr>
+        <w:keepNext w:val="0"/>
         <w:spacing w:before="0" w:after="0" w:line="240" w:lineRule="auto"/>
         <w:ind w:left="113"/>
-        <w:keepNext/>
         <w:shd w:val="clear" w:color="auto" w:fill="EEF1F5"/>
-      </w:pPr>
-      <w:r>
-        <w:rPr>
-          <w:rFonts w:ascii="Consolas" w:hAnsi="Consolas"/>
-          <w:color w:val="18202B"/>
-          <w:sz w:val="16"/>
-        </w:rPr>
-        <w:t>BAM_NAME      = BarclaysStreamingPlatform</w:t>
-      </w:r>
-    </w:p>
-    <w:p>
-      <w:pPr>
-        <w:spacing w:before="0" w:after="0" w:line="240" w:lineRule="auto"/>
-        <w:ind w:left="113"/>
-        <w:keepNext/>
-        <w:shd w:val="clear" w:color="auto" w:fill="EEF1F5"/>
-      </w:pPr>
-      <w:r>
-        <w:rPr>
-          <w:rFonts w:ascii="Consolas" w:hAnsi="Consolas"/>
-          <w:color w:val="18202B"/>
-          <w:sz w:val="16"/>
-        </w:rPr>
-        <w:t>BSP_USERNAME  = sysEUWCorpDEngSit@INTRANET.BARCAPINT.COM   # from step 5</w:t>
-      </w:r>
-    </w:p>
-    <w:p>
-      <w:pPr>
-        <w:spacing w:before="0" w:after="0" w:line="240" w:lineRule="auto"/>
-        <w:ind w:left="113"/>
-        <w:keepNext/>
-        <w:shd w:val="clear" w:color="auto" w:fill="EEF1F5"/>
-      </w:pPr>
-      <w:r>
-        <w:rPr>
-          <w:rFonts w:ascii="Consolas" w:hAnsi="Consolas"/>
-          <w:color w:val="18202B"/>
-          <w:sz w:val="16"/>
-        </w:rPr>
-        <w:t>BSP_PASSWORD  = &lt;from CyberArk, step 5&gt;</w:t>
-      </w:r>
-    </w:p>
-    <w:p>
-      <w:pPr>
-        <w:spacing w:before="0" w:after="0" w:line="240" w:lineRule="auto"/>
-        <w:ind w:left="113"/>
-        <w:keepNext/>
-        <w:shd w:val="clear" w:color="auto" w:fill="EEF1F5"/>
-      </w:pPr>
-      <w:r>
-        <w:rPr>
-          <w:rFonts w:ascii="Consolas" w:hAnsi="Consolas"/>
-          <w:color w:val="18202B"/>
-          <w:sz w:val="16"/>
-        </w:rPr>
-        <w:t xml:space="preserve"> </w:t>
-      </w:r>
-    </w:p>
-    <w:p>
-      <w:pPr>
-        <w:spacing w:before="0" w:after="0" w:line="240" w:lineRule="auto"/>
-        <w:ind w:left="113"/>
-        <w:keepNext/>
-        <w:shd w:val="clear" w:color="auto" w:fill="EEF1F5"/>
+        <w:pBdr>
+          <w:bottom w:val="single" w:sz="4" w:space="3" w:color="DDE2E9"/>
+        </w:pBdr>
       </w:pPr>
       <w:r>
         <w:rPr>
@@ -2533,42 +2584,7 @@
           <w:color w:val="5A6575"/>
           <w:sz w:val="16"/>
         </w:rPr>
-        <w:t># Our call:  BSPAuthenticator().get_token(producer_config)</w:t>
-      </w:r>
-    </w:p>
-    <w:p>
-      <w:pPr>
-        <w:spacing w:before="0" w:after="0" w:line="240" w:lineRule="auto"/>
-        <w:ind w:left="113"/>
-        <w:keepNext/>
-        <w:shd w:val="clear" w:color="auto" w:fill="EEF1F5"/>
-      </w:pPr>
-      <w:r>
-        <w:rPr>
-          <w:rFonts w:ascii="Consolas" w:hAnsi="Consolas"/>
-          <w:color w:val="5A6575"/>
-          <w:sz w:val="16"/>
-        </w:rPr>
-        <w:t># The HTTP request to BAM is built inside the proprietary BSP library, so its exact</w:t>
-      </w:r>
-    </w:p>
-    <w:p>
-      <w:pPr>
-        <w:spacing w:before="0" w:after="0" w:line="240" w:lineRule="auto"/>
-        <w:ind w:left="113"/>
-        <w:shd w:val="clear" w:color="auto" w:fill="EEF1F5"/>
-        <w:keepNext w:val="0"/>
-        <w:pBdr>
-          <w:bottom w:val="single" w:sz="4" w:space="3" w:color="DDE2E9"/>
-        </w:pBdr>
-      </w:pPr>
-      <w:r>
-        <w:rPr>
-          <w:rFonts w:ascii="Consolas" w:hAnsi="Consolas"/>
-          <w:color w:val="5A6575"/>
-          <w:sz w:val="16"/>
-        </w:rPr>
-        <w:t># shape is not visible here; the BSP team can confirm it.</w:t>
+        <w:t># The HTTP request to BAM is built inside the proprietary BSP library.</w:t>
       </w:r>
     </w:p>
     <w:p>
@@ -2590,7 +2606,7 @@
           <w:color w:val="18202B"/>
           <w:sz w:val="19"/>
         </w:rPr>
-        <w:t xml:space="preserve">A JWT. The connector reads its </w:t>
+        <w:t xml:space="preserve">A JWT with </w:t>
       </w:r>
       <w:r>
         <w:rPr>
@@ -2598,7 +2614,7 @@
           <w:color w:val="18202B"/>
           <w:sz w:val="17"/>
         </w:rPr>
-        <w:t>exp</w:t>
+        <w:t>sub=sysEUWCorpDEngSit@INTRANET.BARCAPINT.COM</w:t>
       </w:r>
       <w:r>
         <w:rPr>
@@ -2606,20 +2622,23 @@
           <w:color w:val="18202B"/>
           <w:sz w:val="19"/>
         </w:rPr>
-        <w:t xml:space="preserve"> claim, which showed 12 hours, and refreshes the token 300 seconds before expiry.</w:t>
-      </w:r>
-    </w:p>
-    <w:p>
-      <w:pPr>
-        <w:spacing w:before="80" w:after="80"/>
-      </w:pPr>
+        <w:t xml:space="preserve">, </w:t>
+      </w:r>
+      <w:r>
+        <w:rPr>
+          <w:rFonts w:ascii="Consolas" w:hAnsi="Consolas"/>
+          <w:color w:val="18202B"/>
+          <w:sz w:val="17"/>
+        </w:rPr>
+        <w:t>iss=BAM</w:t>
+      </w:r>
       <w:r>
         <w:rPr>
           <w:b w:val="0"/>
           <w:color w:val="18202B"/>
           <w:sz w:val="19"/>
         </w:rPr>
-        <w:t xml:space="preserve">Log: </w:t>
+        <w:t xml:space="preserve">, </w:t>
       </w:r>
       <w:r>
         <w:rPr>
@@ -2627,7 +2646,7 @@
           <w:color w:val="18202B"/>
           <w:sz w:val="17"/>
         </w:rPr>
-        <w:t>Fetching New BAM Token</w:t>
+        <w:t>aud=BarclaysStreamingPlatform</w:t>
       </w:r>
       <w:r>
         <w:rPr>
@@ -2635,7 +2654,20 @@
           <w:color w:val="18202B"/>
           <w:sz w:val="19"/>
         </w:rPr>
-        <w:t xml:space="preserve">, </w:t>
+        <w:t>, valid 12 hours. The connector refreshes it 300 seconds before expiry.</w:t>
+      </w:r>
+    </w:p>
+    <w:p>
+      <w:pPr>
+        <w:spacing w:before="80" w:after="80"/>
+      </w:pPr>
+      <w:r>
+        <w:rPr>
+          <w:b w:val="0"/>
+          <w:color w:val="18202B"/>
+          <w:sz w:val="19"/>
+        </w:rPr>
+        <w:t xml:space="preserve">Log: </w:t>
       </w:r>
       <w:r>
         <w:rPr>
@@ -2643,7 +2675,7 @@
           <w:color w:val="18202B"/>
           <w:sz w:val="17"/>
         </w:rPr>
-        <w:t>BAM token acquired</w:t>
+        <w:t>Fetching New BAM Token</w:t>
       </w:r>
       <w:r>
         <w:rPr>
@@ -2659,7 +2691,23 @@
           <w:color w:val="18202B"/>
           <w:sz w:val="17"/>
         </w:rPr>
-        <w:t>expires_in_seconds=43200</w:t>
+        <w:t>BAM token acquired</w:t>
+      </w:r>
+      <w:r>
+        <w:rPr>
+          <w:b w:val="0"/>
+          <w:color w:val="18202B"/>
+          <w:sz w:val="19"/>
+        </w:rPr>
+        <w:t xml:space="preserve">, </w:t>
+      </w:r>
+      <w:r>
+        <w:rPr>
+          <w:rFonts w:ascii="Consolas" w:hAnsi="Consolas"/>
+          <w:color w:val="18202B"/>
+          <w:sz w:val="17"/>
+        </w:rPr>
+        <w:t>expires_in_seconds=43199</w:t>
       </w:r>
     </w:p>
     <w:p>
@@ -2705,7 +2753,7 @@
           <w:color w:val="5A6575"/>
           <w:sz w:val="16"/>
         </w:rPr>
-        <w:t>utility/kafka_factory.py:541 → _resolve_schema (:372) → utility/schema_registry_client.py · latest_schema</w:t>
+        <w:t>utility/kafka_factory.py:578 → _resolve_schema (:378) → utility/schema_registry_client.py · latest_schema</w:t>
       </w:r>
     </w:p>
     <w:p>
@@ -2731,10 +2779,10 @@
     </w:p>
     <w:p>
       <w:pPr>
+        <w:keepNext/>
         <w:spacing w:before="0" w:after="0" w:line="240" w:lineRule="auto"/>
         <w:ind w:left="113"/>
         <w:shd w:val="clear" w:color="auto" w:fill="EEF1F5"/>
-        <w:keepNext/>
         <w:pBdr>
           <w:top w:val="single" w:sz="4" w:space="3" w:color="DDE2E9"/>
         </w:pBdr>
@@ -2750,9 +2798,9 @@
     </w:p>
     <w:p>
       <w:pPr>
+        <w:keepNext/>
         <w:spacing w:before="0" w:after="0" w:line="240" w:lineRule="auto"/>
         <w:ind w:left="113"/>
-        <w:keepNext/>
         <w:shd w:val="clear" w:color="auto" w:fill="EEF1F5"/>
       </w:pPr>
       <w:r>
@@ -2766,9 +2814,9 @@
     </w:p>
     <w:p>
       <w:pPr>
+        <w:keepNext/>
         <w:spacing w:before="0" w:after="0" w:line="240" w:lineRule="auto"/>
         <w:ind w:left="113"/>
-        <w:keepNext/>
         <w:shd w:val="clear" w:color="auto" w:fill="EEF1F5"/>
       </w:pPr>
       <w:r>
@@ -2782,9 +2830,9 @@
     </w:p>
     <w:p>
       <w:pPr>
+        <w:keepNext/>
         <w:spacing w:before="0" w:after="0" w:line="240" w:lineRule="auto"/>
         <w:ind w:left="113"/>
-        <w:keepNext/>
         <w:shd w:val="clear" w:color="auto" w:fill="EEF1F5"/>
       </w:pPr>
       <w:r>
@@ -2798,9 +2846,9 @@
     </w:p>
     <w:p>
       <w:pPr>
+        <w:keepNext/>
         <w:spacing w:before="0" w:after="0" w:line="240" w:lineRule="auto"/>
         <w:ind w:left="113"/>
-        <w:keepNext/>
         <w:shd w:val="clear" w:color="auto" w:fill="EEF1F5"/>
       </w:pPr>
       <w:r>
@@ -2814,10 +2862,10 @@
     </w:p>
     <w:p>
       <w:pPr>
+        <w:keepNext w:val="0"/>
         <w:spacing w:before="0" w:after="0" w:line="240" w:lineRule="auto"/>
         <w:ind w:left="113"/>
         <w:shd w:val="clear" w:color="auto" w:fill="EEF1F5"/>
-        <w:keepNext w:val="0"/>
         <w:pBdr>
           <w:bottom w:val="single" w:sz="4" w:space="3" w:color="DDE2E9"/>
         </w:pBdr>
@@ -2828,7 +2876,7 @@
           <w:color w:val="5A6575"/>
           <w:sz w:val="16"/>
         </w:rPr>
-        <w:t># on a connection error or 5xx, the same request to https://gbrdsr00014551.intranet.barcapint.com:8095</w:t>
+        <w:t># on a connection error or 5xx, the same request to https://gbrdsr000014551.intranet.barcapint.com:8095</w:t>
       </w:r>
     </w:p>
     <w:p>
@@ -2874,7 +2922,7 @@
           <w:color w:val="18202B"/>
           <w:sz w:val="19"/>
         </w:rPr>
-        <w:t xml:space="preserve"> goes into every record (step 15).</w:t>
+        <w:t xml:space="preserve"> goes into every record (step 16).</w:t>
       </w:r>
     </w:p>
     <w:p>
@@ -2919,7 +2967,39 @@
           <w:color w:val="18202B"/>
           <w:sz w:val="19"/>
         </w:rPr>
-        <w:t>. One informational note: the record's namespace differs from the registry's. Avro matches by field, so this is harmless.</w:t>
+        <w:t>. Informational: the record's namespace differs from the registry's (</w:t>
+      </w:r>
+      <w:r>
+        <w:rPr>
+          <w:rFonts w:ascii="Consolas" w:hAnsi="Consolas"/>
+          <w:color w:val="18202B"/>
+          <w:sz w:val="17"/>
+        </w:rPr>
+        <w:t>.TriggerBackboneTopicSchema</w:t>
+      </w:r>
+      <w:r>
+        <w:rPr>
+          <w:b w:val="0"/>
+          <w:color w:val="18202B"/>
+          <w:sz w:val="19"/>
+        </w:rPr>
+        <w:t xml:space="preserve"> vs </w:t>
+      </w:r>
+      <w:r>
+        <w:rPr>
+          <w:rFonts w:ascii="Consolas" w:hAnsi="Consolas"/>
+          <w:color w:val="18202B"/>
+          <w:sz w:val="17"/>
+        </w:rPr>
+        <w:t>com.barclays.trigger.backbone.producer.bsp.schema.model.TriggerBackboneTopicSchema</w:t>
+      </w:r>
+      <w:r>
+        <w:rPr>
+          <w:b w:val="0"/>
+          <w:color w:val="18202B"/>
+          <w:sz w:val="19"/>
+        </w:rPr>
+        <w:t>). Avro matches by field; the consumer team should confirm they decode it.</w:t>
       </w:r>
     </w:p>
     <w:p>
@@ -2981,43 +3061,51 @@
           <w:color w:val="5A6575"/>
           <w:sz w:val="16"/>
         </w:rPr>
-        <w:t>utility/kafka_factory.py:544 · confluent_kafka.Producer(config)</w:t>
+        <w:t>utility/kafka_factory.py:581 · confluent_kafka.Producer(config)</w:t>
       </w:r>
     </w:p>
     <w:p>
       <w:pPr>
         <w:pStyle w:val="Heading2"/>
         <w:pBdr>
-          <w:left w:val="single" w:sz="18" w:space="6" w:color="B42318"/>
+          <w:left w:val="single" w:sz="18" w:space="6" w:color="1F5F8B"/>
         </w:pBdr>
       </w:pPr>
       <w:r>
         <w:rPr>
-          <w:color w:val="B42318"/>
-        </w:rPr>
-        <w:t>11.  Topic metadata from the brokers</w:t>
+          <w:color w:val="1F5F8B"/>
+        </w:rPr>
+        <w:t>11.  Hand the BAM token to librdkafka</w:t>
       </w:r>
       <w:r>
         <w:rPr>
           <w:b/>
-          <w:color w:val="B42318"/>
+          <w:color w:val="1F5F8B"/>
           <w:sz w:val="17"/>
           <w:spacing w:val="15"/>
         </w:rPr>
-        <w:t xml:space="preserve">   FAILED</w:t>
+        <w:t xml:space="preserve">   FIXED</w:t>
       </w:r>
     </w:p>
     <w:p>
       <w:pPr>
         <w:spacing w:before="0" w:after="40"/>
       </w:pPr>
+      <w:r>
+        <w:rPr>
+          <w:b/>
+          <w:color w:val="18202B"/>
+          <w:sz w:val="21"/>
+        </w:rPr>
+        <w:t>The fix.</w:t>
+      </w:r>
       <w:r>
         <w:rPr>
           <w:b w:val="0"/>
           <w:color w:val="18202B"/>
           <w:sz w:val="21"/>
         </w:rPr>
-        <w:t xml:space="preserve">The first real Kafka conversation. librdkafka runs this sequence on one connection, trying each broker in turn until one answers or the timeout passes. If none gets through, it reports </w:t>
+        <w:t xml:space="preserve"> On confluent-kafka 2.4, BSP's </w:t>
       </w:r>
       <w:r>
         <w:rPr>
@@ -3025,7 +3113,7 @@
           <w:color w:val="18202B"/>
           <w:sz w:val="19"/>
         </w:rPr>
-        <w:t>_TRANSPORT</w:t>
+        <w:t>oauth_cb</w:t>
       </w:r>
       <w:r>
         <w:rPr>
@@ -3033,7 +3121,39 @@
           <w:color w:val="18202B"/>
           <w:sz w:val="21"/>
         </w:rPr>
-        <w:t>.</w:t>
+        <w:t xml:space="preserve"> runs only inside </w:t>
+      </w:r>
+      <w:r>
+        <w:rPr>
+          <w:rFonts w:ascii="Consolas" w:hAnsi="Consolas"/>
+          <w:color w:val="18202B"/>
+          <w:sz w:val="19"/>
+        </w:rPr>
+        <w:t>poll()</w:t>
+      </w:r>
+      <w:r>
+        <w:rPr>
+          <w:b w:val="0"/>
+          <w:color w:val="18202B"/>
+          <w:sz w:val="21"/>
+        </w:rPr>
+        <w:t xml:space="preserve"> or </w:t>
+      </w:r>
+      <w:r>
+        <w:rPr>
+          <w:rFonts w:ascii="Consolas" w:hAnsi="Consolas"/>
+          <w:color w:val="18202B"/>
+          <w:sz w:val="19"/>
+        </w:rPr>
+        <w:t>flush()</w:t>
+      </w:r>
+      <w:r>
+        <w:rPr>
+          <w:b w:val="0"/>
+          <w:color w:val="18202B"/>
+          <w:sz w:val="21"/>
+        </w:rPr>
+        <w:t>. The producer is polled until the callback has returned an unexpired token, so every broker connection can authenticate. Before this step existed, nothing polled until the failure path, 60 seconds too late.</w:t>
       </w:r>
     </w:p>
     <w:p>
@@ -3046,7 +3166,7 @@
           <w:color w:val="5A6575"/>
           <w:sz w:val="16"/>
         </w:rPr>
-        <w:t>utility/kafka_factory.py:547 → _metadata_checks (:448) → producer.list_topics (:453); result recorded by utility/kafka_preflight.py · check_topic_metadata</w:t>
+        <w:t>utility/kafka_factory.py:583 → _await_oauth_token (:455), _observed_oauth_cb</w:t>
       </w:r>
     </w:p>
     <w:p>
@@ -3059,7 +3179,7 @@
           <w:b/>
           <w:sz w:val="19"/>
         </w:rPr>
-        <w:t>Sends to Kafka broker, port 9095</w:t>
+        <w:t>Sends to librdkafka, in the process</w:t>
       </w:r>
       <w:r>
         <w:rPr>
@@ -3067,15 +3187,15 @@
           <w:color w:val="5A6575"/>
           <w:sz w:val="16"/>
         </w:rPr>
-        <w:t xml:space="preserve">   librdkafka · Kafka protocol over SASL_SSL</w:t>
+        <w:t xml:space="preserve">   producer.poll(0.1) until oauth_cb has supplied a token (up to 15 s)</w:t>
       </w:r>
     </w:p>
     <w:p>
       <w:pPr>
+        <w:keepNext/>
         <w:spacing w:before="0" w:after="0" w:line="240" w:lineRule="auto"/>
         <w:ind w:left="113"/>
         <w:shd w:val="clear" w:color="auto" w:fill="EEF1F5"/>
-        <w:keepNext/>
         <w:pBdr>
           <w:top w:val="single" w:sz="4" w:space="3" w:color="DDE2E9"/>
         </w:pBdr>
@@ -3083,17 +3203,49 @@
       <w:r>
         <w:rPr>
           <w:rFonts w:ascii="Consolas" w:hAnsi="Consolas"/>
-          <w:color w:val="5A6575"/>
+          <w:color w:val="18202B"/>
           <w:sz w:val="16"/>
         </w:rPr>
-        <w:t># 1. TCP connect              -&gt; ldndsr000009490.intranet.barcapint.com:9095</w:t>
+        <w:t>while not token_supplied and waited &lt; 15 s:</w:t>
       </w:r>
     </w:p>
     <w:p>
       <w:pPr>
+        <w:keepNext/>
         <w:spacing w:before="0" w:after="0" w:line="240" w:lineRule="auto"/>
         <w:ind w:left="113"/>
+        <w:shd w:val="clear" w:color="auto" w:fill="EEF1F5"/>
+      </w:pPr>
+      <w:r>
+        <w:rPr>
+          <w:rFonts w:ascii="Consolas" w:hAnsi="Consolas"/>
+          <w:color w:val="18202B"/>
+          <w:sz w:val="16"/>
+        </w:rPr>
+        <w:t xml:space="preserve">    producer.poll(0.1)            # serves BSP's oauth_cb on confluent-kafka 2.4</w:t>
+      </w:r>
+    </w:p>
+    <w:p>
+      <w:pPr>
         <w:keepNext/>
+        <w:spacing w:before="0" w:after="0" w:line="240" w:lineRule="auto"/>
+        <w:ind w:left="113"/>
+        <w:shd w:val="clear" w:color="auto" w:fill="EEF1F5"/>
+      </w:pPr>
+      <w:r>
+        <w:rPr>
+          <w:rFonts w:ascii="Consolas" w:hAnsi="Consolas"/>
+          <w:color w:val="18202B"/>
+          <w:sz w:val="16"/>
+        </w:rPr>
+        <w:t xml:space="preserve"> </w:t>
+      </w:r>
+    </w:p>
+    <w:p>
+      <w:pPr>
+        <w:keepNext/>
+        <w:spacing w:before="0" w:after="0" w:line="240" w:lineRule="auto"/>
+        <w:ind w:left="113"/>
         <w:shd w:val="clear" w:color="auto" w:fill="EEF1F5"/>
       </w:pPr>
       <w:r>
@@ -3102,15 +3254,18 @@
           <w:color w:val="5A6575"/>
           <w:sz w:val="16"/>
         </w:rPr>
-        <w:t># 2. TLS ClientHello (SNI)    -&gt; broker certificate checked against /tmp/ifc-certs/CARoot.pem,</w:t>
+        <w:t># oauth_cb returns   ("&lt;BAM JWT&gt;", &lt;expiry, epoch seconds&gt;)</w:t>
       </w:r>
     </w:p>
     <w:p>
       <w:pPr>
+        <w:keepNext w:val="0"/>
         <w:spacing w:before="0" w:after="0" w:line="240" w:lineRule="auto"/>
         <w:ind w:left="113"/>
-        <w:keepNext/>
         <w:shd w:val="clear" w:color="auto" w:fill="EEF1F5"/>
+        <w:pBdr>
+          <w:bottom w:val="single" w:sz="4" w:space="3" w:color="DDE2E9"/>
+        </w:pBdr>
       </w:pPr>
       <w:r>
         <w:rPr>
@@ -3118,202 +3273,7 @@
           <w:color w:val="5A6575"/>
           <w:sz w:val="16"/>
         </w:rPr>
-        <w:t>#                                and its name against the host</w:t>
-      </w:r>
-    </w:p>
-    <w:p>
-      <w:pPr>
-        <w:spacing w:before="0" w:after="0" w:line="240" w:lineRule="auto"/>
-        <w:ind w:left="113"/>
-        <w:keepNext/>
-        <w:shd w:val="clear" w:color="auto" w:fill="EEF1F5"/>
-      </w:pPr>
-      <w:r>
-        <w:rPr>
-          <w:rFonts w:ascii="Consolas" w:hAnsi="Consolas"/>
-          <w:color w:val="5A6575"/>
-          <w:sz w:val="16"/>
-        </w:rPr>
-        <w:t># 3. ApiVersionsRequest       -&gt; which protocol versions the broker speaks</w:t>
-      </w:r>
-    </w:p>
-    <w:p>
-      <w:pPr>
-        <w:spacing w:before="0" w:after="0" w:line="240" w:lineRule="auto"/>
-        <w:ind w:left="113"/>
-        <w:keepNext/>
-        <w:shd w:val="clear" w:color="auto" w:fill="EEF1F5"/>
-      </w:pPr>
-      <w:r>
-        <w:rPr>
-          <w:rFonts w:ascii="Consolas" w:hAnsi="Consolas"/>
-          <w:color w:val="5A6575"/>
-          <w:sz w:val="16"/>
-        </w:rPr>
-        <w:t># 4. SaslHandshakeRequest     -&gt; mechanism = OAUTHBEARER</w:t>
-      </w:r>
-    </w:p>
-    <w:p>
-      <w:pPr>
-        <w:spacing w:before="0" w:after="0" w:line="240" w:lineRule="auto"/>
-        <w:ind w:left="113"/>
-        <w:keepNext/>
-        <w:shd w:val="clear" w:color="auto" w:fill="EEF1F5"/>
-      </w:pPr>
-      <w:r>
-        <w:rPr>
-          <w:rFonts w:ascii="Consolas" w:hAnsi="Consolas"/>
-          <w:color w:val="5A6575"/>
-          <w:sz w:val="16"/>
-        </w:rPr>
-        <w:t># 5. SaslAuthenticateRequest  -&gt; "n,,\x01auth=Bearer &lt;BAM JWT from oauth_cb&gt;\x01\x01"</w:t>
-      </w:r>
-    </w:p>
-    <w:p>
-      <w:pPr>
-        <w:spacing w:before="0" w:after="0" w:line="240" w:lineRule="auto"/>
-        <w:ind w:left="113"/>
-        <w:keepNext/>
-        <w:shd w:val="clear" w:color="auto" w:fill="EEF1F5"/>
-      </w:pPr>
-      <w:r>
-        <w:rPr>
-          <w:rFonts w:ascii="Consolas" w:hAnsi="Consolas"/>
-          <w:color w:val="5A6575"/>
-          <w:sz w:val="16"/>
-        </w:rPr>
-        <w:t>#                                the broker validates the token: principal sysEUWCorpDEngSit@...</w:t>
-      </w:r>
-    </w:p>
-    <w:p>
-      <w:pPr>
-        <w:spacing w:before="0" w:after="0" w:line="240" w:lineRule="auto"/>
-        <w:ind w:left="113"/>
-        <w:keepNext/>
-        <w:shd w:val="clear" w:color="auto" w:fill="EEF1F5"/>
-      </w:pPr>
-      <w:r>
-        <w:rPr>
-          <w:rFonts w:ascii="Consolas" w:hAnsi="Consolas"/>
-          <w:color w:val="5A6575"/>
-          <w:sz w:val="16"/>
-        </w:rPr>
-        <w:t># 6. MetadataRequest          -&gt; topics=[tc01_fncmtrgrbb_ifc_tbb_kyc_refresh]</w:t>
-      </w:r>
-    </w:p>
-    <w:p>
-      <w:pPr>
-        <w:spacing w:before="0" w:after="0" w:line="240" w:lineRule="auto"/>
-        <w:ind w:left="113"/>
-        <w:keepNext/>
-        <w:shd w:val="clear" w:color="auto" w:fill="EEF1F5"/>
-      </w:pPr>
-      <w:r>
-        <w:rPr>
-          <w:rFonts w:ascii="Consolas" w:hAnsi="Consolas"/>
-          <w:color w:val="5A6575"/>
-          <w:sz w:val="16"/>
-        </w:rPr>
-        <w:t>#                                needs the topic to exist and DESCRIBE for the principal</w:t>
-      </w:r>
-    </w:p>
-    <w:p>
-      <w:pPr>
-        <w:spacing w:before="0" w:after="0" w:line="240" w:lineRule="auto"/>
-        <w:ind w:left="113"/>
-        <w:keepNext/>
-        <w:shd w:val="clear" w:color="auto" w:fill="EEF1F5"/>
-      </w:pPr>
-      <w:r>
-        <w:rPr>
-          <w:rFonts w:ascii="Consolas" w:hAnsi="Consolas"/>
-          <w:color w:val="18202B"/>
-          <w:sz w:val="16"/>
-        </w:rPr>
-        <w:t xml:space="preserve"> </w:t>
-      </w:r>
-    </w:p>
-    <w:p>
-      <w:pPr>
-        <w:spacing w:before="0" w:after="0" w:line="240" w:lineRule="auto"/>
-        <w:ind w:left="113"/>
-        <w:keepNext/>
-        <w:shd w:val="clear" w:color="auto" w:fill="EEF1F5"/>
-      </w:pPr>
-      <w:r>
-        <w:rPr>
-          <w:rFonts w:ascii="Consolas" w:hAnsi="Consolas"/>
-          <w:color w:val="5A6575"/>
-          <w:sz w:val="16"/>
-        </w:rPr>
-        <w:t># Hop 2 can be reproduced by hand:</w:t>
-      </w:r>
-    </w:p>
-    <w:p>
-      <w:pPr>
-        <w:spacing w:before="0" w:after="0" w:line="240" w:lineRule="auto"/>
-        <w:ind w:left="113"/>
-        <w:keepNext/>
-        <w:shd w:val="clear" w:color="auto" w:fill="EEF1F5"/>
-      </w:pPr>
-      <w:r>
-        <w:rPr>
-          <w:rFonts w:ascii="Consolas" w:hAnsi="Consolas"/>
-          <w:color w:val="18202B"/>
-          <w:sz w:val="16"/>
-        </w:rPr>
-        <w:t>openssl s_client -connect ldndsr000009490.intranet.barcapint.com:9095 \</w:t>
-      </w:r>
-    </w:p>
-    <w:p>
-      <w:pPr>
-        <w:spacing w:before="0" w:after="0" w:line="240" w:lineRule="auto"/>
-        <w:ind w:left="113"/>
-        <w:keepNext/>
-        <w:shd w:val="clear" w:color="auto" w:fill="EEF1F5"/>
-      </w:pPr>
-      <w:r>
-        <w:rPr>
-          <w:rFonts w:ascii="Consolas" w:hAnsi="Consolas"/>
-          <w:color w:val="18202B"/>
-          <w:sz w:val="16"/>
-        </w:rPr>
-        <w:t xml:space="preserve">  -servername ldndsr000009490.intranet.barcapint.com -CAfile CARoot.pem</w:t>
-      </w:r>
-    </w:p>
-    <w:p>
-      <w:pPr>
-        <w:spacing w:before="0" w:after="0" w:line="240" w:lineRule="auto"/>
-        <w:ind w:left="113"/>
-        <w:keepNext/>
-        <w:shd w:val="clear" w:color="auto" w:fill="EEF1F5"/>
-      </w:pPr>
-      <w:r>
-        <w:rPr>
-          <w:rFonts w:ascii="Consolas" w:hAnsi="Consolas"/>
-          <w:color w:val="5A6575"/>
-          <w:sz w:val="16"/>
-        </w:rPr>
-        <w:t># Hops 4-6 need the BAM token from BSP's callback; the Trigger Backbone team's</w:t>
-      </w:r>
-    </w:p>
-    <w:p>
-      <w:pPr>
-        <w:spacing w:before="0" w:after="0" w:line="240" w:lineRule="auto"/>
-        <w:ind w:left="113"/>
-        <w:shd w:val="clear" w:color="auto" w:fill="EEF1F5"/>
-        <w:keepNext w:val="0"/>
-        <w:pBdr>
-          <w:bottom w:val="single" w:sz="4" w:space="3" w:color="DDE2E9"/>
-        </w:pBdr>
-      </w:pPr>
-      <w:r>
-        <w:rPr>
-          <w:rFonts w:ascii="Consolas" w:hAnsi="Consolas"/>
-          <w:color w:val="5A6575"/>
-          <w:sz w:val="16"/>
-        </w:rPr>
-        <w:t># Java client can run the same metadata request for comparison.</w:t>
+        <w:t># librdkafka stores the token and wakes the broker threads</w:t>
       </w:r>
     </w:p>
     <w:p>
@@ -3327,7 +3287,28 @@
           <w:color w:val="5A6575"/>
           <w:sz w:val="16"/>
         </w:rPr>
-        <w:t xml:space="preserve">USES   </w:t>
+        <w:t xml:space="preserve">GETS BACK   </w:t>
+      </w:r>
+      <w:r>
+        <w:rPr>
+          <w:b w:val="0"/>
+          <w:color w:val="18202B"/>
+          <w:sz w:val="19"/>
+        </w:rPr>
+        <w:t>The token in librdkafka. Its claims and expiry are logged, never the token itself.</w:t>
+      </w:r>
+    </w:p>
+    <w:p>
+      <w:pPr>
+        <w:spacing w:before="80" w:after="80"/>
+      </w:pPr>
+      <w:r>
+        <w:rPr>
+          <w:b w:val="0"/>
+          <w:color w:val="18202B"/>
+          <w:sz w:val="19"/>
+        </w:rPr>
+        <w:t xml:space="preserve">Log: </w:t>
       </w:r>
       <w:r>
         <w:rPr>
@@ -3335,7 +3316,7 @@
           <w:color w:val="18202B"/>
           <w:sz w:val="17"/>
         </w:rPr>
-        <w:t>resilience.preflight_metadata_timeout_seconds</w:t>
+        <w:t>oauth_cb supplied a token: shape=2-tuple … expires_in_seconds≈43200</w:t>
       </w:r>
       <w:r>
         <w:rPr>
@@ -3343,84 +3324,26 @@
           <w:color w:val="18202B"/>
           <w:sz w:val="19"/>
         </w:rPr>
-        <w:t xml:space="preserve"> (60), and everything from steps 4, 6 and 8.</w:t>
+        <w:t xml:space="preserve">, then </w:t>
+      </w:r>
+      <w:r>
+        <w:rPr>
+          <w:rFonts w:ascii="Consolas" w:hAnsi="Consolas"/>
+          <w:color w:val="18202B"/>
+          <w:sz w:val="17"/>
+        </w:rPr>
+        <w:t>Kafka producer has its OAuth token for SASL after … ms</w:t>
       </w:r>
     </w:p>
     <w:p>
       <w:pPr>
-        <w:spacing w:before="40" w:after="20"/>
-        <w:ind w:left="113"/>
-      </w:pPr>
-      <w:r>
-        <w:rPr>
-          <w:b/>
-          <w:color w:val="5A6575"/>
-          <w:sz w:val="16"/>
-        </w:rPr>
-        <w:t xml:space="preserve">GETS BACK   </w:t>
-      </w:r>
-      <w:r>
-        <w:rPr>
-          <w:b w:val="0"/>
-          <w:color w:val="18202B"/>
-          <w:sz w:val="19"/>
-        </w:rPr>
-        <w:t>On success, the topic's partitions and their leader brokers. On failure, librdkafka's reason for each broker, which the next run attaches to the error.</w:t>
-      </w:r>
-    </w:p>
-    <w:p>
-      <w:pPr>
-        <w:spacing w:before="80" w:after="80"/>
-      </w:pPr>
-      <w:r>
-        <w:rPr>
-          <w:b w:val="0"/>
-          <w:color w:val="B42318"/>
-          <w:sz w:val="19"/>
-        </w:rPr>
-        <w:t xml:space="preserve">Failed after ~10 s (the old timeout) with </w:t>
-      </w:r>
-      <w:r>
-        <w:rPr>
-          <w:rFonts w:ascii="Consolas" w:hAnsi="Consolas"/>
-          <w:color w:val="B42318"/>
-          <w:sz w:val="17"/>
-        </w:rPr>
-        <w:t>Local: Broker transport failure</w:t>
-      </w:r>
-      <w:r>
-        <w:rPr>
-          <w:b w:val="0"/>
-          <w:color w:val="B42318"/>
-          <w:sz w:val="19"/>
-        </w:rPr>
-        <w:t>. The run stops here with exit code 32.</w:t>
-      </w:r>
-    </w:p>
-    <w:p>
-      <w:pPr>
-        <w:spacing w:before="280" w:after="80"/>
-        <w:shd w:val="clear" w:color="auto" w:fill="EEF0F3"/>
-      </w:pPr>
-      <w:r>
-        <w:rPr>
-          <w:b/>
-          <w:color w:val="5A6575"/>
-          <w:sz w:val="17"/>
-          <w:spacing w:val="15"/>
-        </w:rPr>
-        <w:t xml:space="preserve">   NOT REACHED: WHAT HAS TO HAPPEN AFTER STEP 11</w:t>
-      </w:r>
-    </w:p>
-    <w:p>
-      <w:pPr>
         <w:pStyle w:val="Heading2"/>
       </w:pPr>
       <w:r>
         <w:rPr>
           <w:color w:val="6B7380"/>
         </w:rPr>
-        <w:t>12.  Assemble the publisher and Avro serializer</w:t>
+        <w:t>12.  Topic metadata check (list_topics)</w:t>
       </w:r>
       <w:r>
         <w:rPr>
@@ -3429,7 +3352,7 @@
           <w:sz w:val="17"/>
           <w:spacing w:val="15"/>
         </w:rPr>
-        <w:t xml:space="preserve">   NOT REACHED</w:t>
+        <w:t xml:space="preserve">   OFF</w:t>
       </w:r>
     </w:p>
     <w:p>
@@ -3442,7 +3365,7 @@
           <w:color w:val="5A6575"/>
           <w:sz w:val="21"/>
         </w:rPr>
-        <w:t xml:space="preserve">Builds the serializer that puts the 5-byte Confluent header in front of every record: magic byte </w:t>
+        <w:t>The step that failed on 6 October. It is now off by default (</w:t>
       </w:r>
       <w:r>
         <w:rPr>
@@ -3450,7 +3373,7 @@
           <w:color w:val="5A6575"/>
           <w:sz w:val="19"/>
         </w:rPr>
-        <w:t>00</w:t>
+        <w:t>resilience.preflight_metadata_enabled: false</w:t>
       </w:r>
       <w:r>
         <w:rPr>
@@ -3458,7 +3381,7 @@
           <w:color w:val="5A6575"/>
           <w:sz w:val="21"/>
         </w:rPr>
-        <w:t xml:space="preserve"> and the schema ID 3665 as </w:t>
+        <w:t xml:space="preserve">), and librdkafka fetches the topic metadata itself at the first publish (step 16). Turn it on with </w:t>
       </w:r>
       <w:r>
         <w:rPr>
@@ -3466,7 +3389,7 @@
           <w:color w:val="5A6575"/>
           <w:sz w:val="19"/>
         </w:rPr>
-        <w:t>00 00 0E 51</w:t>
+        <w:t>IFC_RESILIENCE__PREFLIGHT_METADATA_ENABLED=true</w:t>
       </w:r>
       <w:r>
         <w:rPr>
@@ -3474,7 +3397,7 @@
           <w:color w:val="5A6575"/>
           <w:sz w:val="21"/>
         </w:rPr>
-        <w:t>.</w:t>
+        <w:t xml:space="preserve"> to fail fast, with librdkafka's per-broker reasons, before any row is read.</w:t>
       </w:r>
     </w:p>
     <w:p>
@@ -3487,27 +3410,64 @@
           <w:color w:val="5A6575"/>
           <w:sz w:val="16"/>
         </w:rPr>
-        <w:t>utility/kafka_factory.py:550–559 · build_serializer</w:t>
+        <w:t>utility/kafka_factory.py:586 → _metadata_checks (:484) → producer.list_topics (:489)</w:t>
       </w:r>
     </w:p>
     <w:p>
       <w:pPr>
+        <w:spacing w:before="80" w:after="80"/>
+      </w:pPr>
+      <w:r>
+        <w:rPr>
+          <w:b w:val="0"/>
+          <w:color w:val="18202B"/>
+          <w:sz w:val="19"/>
+        </w:rPr>
+        <w:t xml:space="preserve">On 6 October it ran before any poll, so no broker had a token. It failed after 60 s with </w:t>
+      </w:r>
+      <w:r>
+        <w:rPr>
+          <w:rFonts w:ascii="Consolas" w:hAnsi="Consolas"/>
+          <w:color w:val="18202B"/>
+          <w:sz w:val="17"/>
+        </w:rPr>
+        <w:t>Local: Broker transport failure</w:t>
+      </w:r>
+      <w:r>
+        <w:rPr>
+          <w:b w:val="0"/>
+          <w:color w:val="18202B"/>
+          <w:sz w:val="19"/>
+        </w:rPr>
+        <w:t xml:space="preserve">, exit 32. Log now: </w:t>
+      </w:r>
+      <w:r>
+        <w:rPr>
+          <w:rFonts w:ascii="Consolas" w:hAnsi="Consolas"/>
+          <w:color w:val="18202B"/>
+          <w:sz w:val="17"/>
+        </w:rPr>
+        <w:t>Topic metadata preflight is off; the first publish brings up the broker connection</w:t>
+      </w:r>
+    </w:p>
+    <w:p>
+      <w:pPr>
         <w:pStyle w:val="Heading2"/>
       </w:pPr>
       <w:r>
         <w:rPr>
-          <w:color w:val="6B7380"/>
-        </w:rPr>
-        <w:t>13.  Read the trigger rows</w:t>
+          <w:color w:val="18202B"/>
+        </w:rPr>
+        <w:t>13.  Assemble the publisher and Avro serializer</w:t>
       </w:r>
       <w:r>
         <w:rPr>
           <w:b/>
-          <w:color w:val="6B7380"/>
+          <w:color w:val="1D7A4A"/>
           <w:sz w:val="17"/>
           <w:spacing w:val="15"/>
         </w:rPr>
-        <w:t xml:space="preserve">   NOT REACHED</w:t>
+        <w:t xml:space="preserve">   PASSED</w:t>
       </w:r>
     </w:p>
     <w:p>
@@ -3517,10 +3477,42 @@
       <w:r>
         <w:rPr>
           <w:b w:val="0"/>
-          <w:color w:val="5A6575"/>
+          <w:color w:val="18202B"/>
           <w:sz w:val="21"/>
         </w:rPr>
-        <w:t>Reads the run month's rows. The business date is the last day of the month.</w:t>
+        <w:t xml:space="preserve">Builds the serializer that puts the 5-byte Confluent header in front of every record: magic byte </w:t>
+      </w:r>
+      <w:r>
+        <w:rPr>
+          <w:rFonts w:ascii="Consolas" w:hAnsi="Consolas"/>
+          <w:color w:val="18202B"/>
+          <w:sz w:val="19"/>
+        </w:rPr>
+        <w:t>00</w:t>
+      </w:r>
+      <w:r>
+        <w:rPr>
+          <w:b w:val="0"/>
+          <w:color w:val="18202B"/>
+          <w:sz w:val="21"/>
+        </w:rPr>
+        <w:t xml:space="preserve"> and the schema ID 3665 as </w:t>
+      </w:r>
+      <w:r>
+        <w:rPr>
+          <w:rFonts w:ascii="Consolas" w:hAnsi="Consolas"/>
+          <w:color w:val="18202B"/>
+          <w:sz w:val="19"/>
+        </w:rPr>
+        <w:t>00 00 0E 51</w:t>
+      </w:r>
+      <w:r>
+        <w:rPr>
+          <w:b w:val="0"/>
+          <w:color w:val="18202B"/>
+          <w:sz w:val="21"/>
+        </w:rPr>
+        <w:t>.</w:t>
       </w:r>
     </w:p>
     <w:p>
@@ -3533,36 +3525,82 @@
           <w:color w:val="5A6575"/>
           <w:sz w:val="16"/>
         </w:rPr>
-        <w:t>utility/connector_runner.py:389 · run_batch → utility/trigger_source.py:114</w:t>
+        <w:t>utility/kafka_factory.py:596–605 · build_serializer</w:t>
       </w:r>
     </w:p>
     <w:p>
       <w:pPr>
-        <w:keepNext/>
-        <w:spacing w:before="80" w:after="40"/>
-      </w:pPr>
+        <w:pStyle w:val="Heading2"/>
+      </w:pPr>
+      <w:r>
+        <w:rPr>
+          <w:color w:val="18202B"/>
+        </w:rPr>
+        <w:t>14.  Read the trigger rows</w:t>
+      </w:r>
       <w:r>
         <w:rPr>
           <w:b/>
-          <w:sz w:val="19"/>
-        </w:rPr>
-        <w:t>Sends to Amazon Athena</w:t>
-      </w:r>
+          <w:color w:val="1D7A4A"/>
+          <w:sz w:val="17"/>
+          <w:spacing w:val="15"/>
+        </w:rPr>
+        <w:t xml:space="preserve">   PASSED</w:t>
+      </w:r>
+    </w:p>
+    <w:p>
+      <w:pPr>
+        <w:spacing w:before="0" w:after="40"/>
+      </w:pPr>
+      <w:r>
+        <w:rPr>
+          <w:b w:val="0"/>
+          <w:color w:val="18202B"/>
+          <w:sz w:val="21"/>
+        </w:rPr>
+        <w:t>Reads the run month's rows. The business date is the last day of the month.</w:t>
+      </w:r>
+    </w:p>
+    <w:p>
+      <w:pPr>
+        <w:spacing w:before="0" w:after="80"/>
+      </w:pPr>
       <w:r>
         <w:rPr>
           <w:rFonts w:ascii="Consolas" w:hAnsi="Consolas"/>
           <w:color w:val="5A6575"/>
           <w:sz w:val="16"/>
         </w:rPr>
-        <w:t xml:space="preserve">   boto3 · StartQueryExecution → GetQueryResults (paged)</w:t>
+        <w:t>utility/connector_runner.py:398 · run_batch → utility/trigger_source.py:114</w:t>
       </w:r>
     </w:p>
     <w:p>
       <w:pPr>
+        <w:keepNext/>
+        <w:spacing w:before="80" w:after="40"/>
+      </w:pPr>
+      <w:r>
+        <w:rPr>
+          <w:b/>
+          <w:sz w:val="19"/>
+        </w:rPr>
+        <w:t>Sends to Amazon Athena</w:t>
+      </w:r>
+      <w:r>
+        <w:rPr>
+          <w:rFonts w:ascii="Consolas" w:hAnsi="Consolas"/>
+          <w:color w:val="5A6575"/>
+          <w:sz w:val="16"/>
+        </w:rPr>
+        <w:t xml:space="preserve">   boto3 · StartQueryExecution → GetQueryResults (paged)</w:t>
+      </w:r>
+    </w:p>
+    <w:p>
+      <w:pPr>
+        <w:keepNext/>
         <w:spacing w:before="0" w:after="0" w:line="240" w:lineRule="auto"/>
         <w:ind w:left="113"/>
         <w:shd w:val="clear" w:color="auto" w:fill="EEF1F5"/>
-        <w:keepNext/>
         <w:pBdr>
           <w:top w:val="single" w:sz="4" w:space="3" w:color="DDE2E9"/>
         </w:pBdr>
@@ -3578,9 +3616,9 @@
     </w:p>
     <w:p>
       <w:pPr>
+        <w:keepNext/>
         <w:spacing w:before="0" w:after="0" w:line="240" w:lineRule="auto"/>
         <w:ind w:left="113"/>
-        <w:keepNext/>
         <w:shd w:val="clear" w:color="auto" w:fill="EEF1F5"/>
       </w:pPr>
       <w:r>
@@ -3594,9 +3632,9 @@
     </w:p>
     <w:p>
       <w:pPr>
+        <w:keepNext/>
         <w:spacing w:before="0" w:after="0" w:line="240" w:lineRule="auto"/>
         <w:ind w:left="113"/>
-        <w:keepNext/>
         <w:shd w:val="clear" w:color="auto" w:fill="EEF1F5"/>
       </w:pPr>
       <w:r>
@@ -3610,9 +3648,9 @@
     </w:p>
     <w:p>
       <w:pPr>
+        <w:keepNext/>
         <w:spacing w:before="0" w:after="0" w:line="240" w:lineRule="auto"/>
         <w:ind w:left="113"/>
-        <w:keepNext/>
         <w:shd w:val="clear" w:color="auto" w:fill="EEF1F5"/>
       </w:pPr>
       <w:r>
@@ -3626,9 +3664,9 @@
     </w:p>
     <w:p>
       <w:pPr>
+        <w:keepNext/>
         <w:spacing w:before="0" w:after="0" w:line="240" w:lineRule="auto"/>
         <w:ind w:left="113"/>
-        <w:keepNext/>
         <w:shd w:val="clear" w:color="auto" w:fill="EEF1F5"/>
       </w:pPr>
       <w:r>
@@ -3642,9 +3680,9 @@
     </w:p>
     <w:p>
       <w:pPr>
+        <w:keepNext/>
         <w:spacing w:before="0" w:after="0" w:line="240" w:lineRule="auto"/>
         <w:ind w:left="113"/>
-        <w:keepNext/>
         <w:shd w:val="clear" w:color="auto" w:fill="EEF1F5"/>
       </w:pPr>
       <w:r>
@@ -3658,10 +3696,10 @@
     </w:p>
     <w:p>
       <w:pPr>
+        <w:keepNext w:val="0"/>
         <w:spacing w:before="0" w:after="0" w:line="240" w:lineRule="auto"/>
         <w:ind w:left="113"/>
         <w:shd w:val="clear" w:color="auto" w:fill="EEF1F5"/>
-        <w:keepNext w:val="0"/>
         <w:pBdr>
           <w:bottom w:val="single" w:sz="4" w:space="3" w:color="DDE2E9"/>
         </w:pBdr>
@@ -3681,18 +3719,18 @@
       </w:pPr>
       <w:r>
         <w:rPr>
-          <w:color w:val="6B7380"/>
-        </w:rPr>
-        <w:t>14.  Build, serialise and size-check each record</w:t>
+          <w:color w:val="18202B"/>
+        </w:rPr>
+        <w:t>15.  Build, serialise and size-check each record</w:t>
       </w:r>
       <w:r>
         <w:rPr>
           <w:b/>
-          <w:color w:val="6B7380"/>
+          <w:color w:val="1D7A4A"/>
           <w:sz w:val="17"/>
           <w:spacing w:val="15"/>
         </w:rPr>
-        <w:t xml:space="preserve">   NOT REACHED</w:t>
+        <w:t xml:space="preserve">   PASSED</w:t>
       </w:r>
     </w:p>
     <w:p>
@@ -3702,10 +3740,10 @@
       <w:r>
         <w:rPr>
           <w:b w:val="0"/>
-          <w:color w:val="5A6575"/>
+          <w:color w:val="18202B"/>
           <w:sz w:val="21"/>
         </w:rPr>
-        <w:t>Builds the trigger envelope, encodes it with the registered schema, and rejects anything over the 800 KB broker limit before it is sent. This step is local, so nothing is sent.</w:t>
+        <w:t>Builds the trigger envelope, encodes it with the registered schema, and rejects anything over the 800 KB broker limit. Local only, so nothing is sent.</w:t>
       </w:r>
     </w:p>
     <w:p>
@@ -3718,7 +3756,7 @@
           <w:color w:val="5A6575"/>
           <w:sz w:val="16"/>
         </w:rPr>
-        <w:t>utility/connector_runner.py:252 · _publish_record</w:t>
+        <w:t>utility/connector_runner.py:261 · _publish_record</w:t>
       </w:r>
     </w:p>
     <w:p>
@@ -3727,18 +3765,18 @@
       </w:pPr>
       <w:r>
         <w:rPr>
-          <w:color w:val="6B7380"/>
-        </w:rPr>
-        <w:t>15.  Publish with retry</w:t>
+          <w:color w:val="18202B"/>
+        </w:rPr>
+        <w:t>16.  Publish: connect, authenticate, fetch metadata, produce</w:t>
       </w:r>
       <w:r>
         <w:rPr>
           <w:b/>
-          <w:color w:val="6B7380"/>
+          <w:color w:val="1D7A4A"/>
           <w:sz w:val="17"/>
           <w:spacing w:val="15"/>
         </w:rPr>
-        <w:t xml:space="preserve">   NOT REACHED</w:t>
+        <w:t xml:space="preserve">   PASSED</w:t>
       </w:r>
     </w:p>
     <w:p>
@@ -3748,10 +3786,42 @@
       <w:r>
         <w:rPr>
           <w:b w:val="0"/>
-          <w:color w:val="5A6575"/>
+          <w:color w:val="18202B"/>
           <w:sz w:val="21"/>
         </w:rPr>
-        <w:t>Sends each record. Transient failures are retried, and a circuit breaker stops the batch if the brokers stay down.</w:t>
+        <w:t xml:space="preserve">The first </w:t>
+      </w:r>
+      <w:r>
+        <w:rPr>
+          <w:rFonts w:ascii="Consolas" w:hAnsi="Consolas"/>
+          <w:color w:val="18202B"/>
+          <w:sz w:val="19"/>
+        </w:rPr>
+        <w:t>produce()</w:t>
+      </w:r>
+      <w:r>
+        <w:rPr>
+          <w:b w:val="0"/>
+          <w:color w:val="18202B"/>
+          <w:sz w:val="21"/>
+        </w:rPr>
+        <w:t xml:space="preserve"> and </w:t>
+      </w:r>
+      <w:r>
+        <w:rPr>
+          <w:rFonts w:ascii="Consolas" w:hAnsi="Consolas"/>
+          <w:color w:val="18202B"/>
+          <w:sz w:val="19"/>
+        </w:rPr>
+        <w:t>poll(0)</w:t>
+      </w:r>
+      <w:r>
+        <w:rPr>
+          <w:b w:val="0"/>
+          <w:color w:val="18202B"/>
+          <w:sz w:val="21"/>
+        </w:rPr>
+        <w:t xml:space="preserve"> bring the broker connection up. librdkafka does the handshake and the metadata request itself, as it does for produce_app, then sends each record to its partition's leader.</w:t>
       </w:r>
     </w:p>
     <w:p>
@@ -3764,7 +3834,7 @@
           <w:color w:val="5A6575"/>
           <w:sz w:val="16"/>
         </w:rPr>
-        <w:t>utility/connector_runner.py:287 · _publish_with_retry → utility/kafka_publisher.py:206 · produce</w:t>
+        <w:t>utility/connector_runner.py:296 · _publish_with_retry → utility/kafka_publisher.py:206 produce, :214 poll(0)</w:t>
       </w:r>
     </w:p>
     <w:p>
@@ -3777,7 +3847,7 @@
           <w:b/>
           <w:sz w:val="19"/>
         </w:rPr>
-        <w:t>Sends to Kafka broker (partition leader)</w:t>
+        <w:t>Sends to Kafka broker, port 9095</w:t>
       </w:r>
       <w:r>
         <w:rPr>
@@ -3785,15 +3855,15 @@
           <w:color w:val="5A6575"/>
           <w:sz w:val="16"/>
         </w:rPr>
-        <w:t xml:space="preserve">   librdkafka · ProduceRequest on the step 11 connection</w:t>
+        <w:t xml:space="preserve">   librdkafka · Kafka protocol over SASL_SSL</w:t>
       </w:r>
     </w:p>
     <w:p>
       <w:pPr>
+        <w:keepNext/>
         <w:spacing w:before="0" w:after="0" w:line="240" w:lineRule="auto"/>
         <w:ind w:left="113"/>
         <w:shd w:val="clear" w:color="auto" w:fill="EEF1F5"/>
-        <w:keepNext/>
         <w:pBdr>
           <w:top w:val="single" w:sz="4" w:space="3" w:color="DDE2E9"/>
         </w:pBdr>
@@ -3801,17 +3871,145 @@
       <w:r>
         <w:rPr>
           <w:rFonts w:ascii="Consolas" w:hAnsi="Consolas"/>
-          <w:color w:val="18202B"/>
+          <w:color w:val="5A6575"/>
           <w:sz w:val="16"/>
         </w:rPr>
-        <w:t>topic   = tc01_fncmtrgrbb_ifc_tbb_kyc_refresh</w:t>
+        <w:t># 1. TCP connect              -&gt; ldndsr000009480.intranet.barcapint.com:9095 (any bootstrap broker)</w:t>
       </w:r>
     </w:p>
     <w:p>
       <w:pPr>
+        <w:keepNext/>
         <w:spacing w:before="0" w:after="0" w:line="240" w:lineRule="auto"/>
         <w:ind w:left="113"/>
+        <w:shd w:val="clear" w:color="auto" w:fill="EEF1F5"/>
+      </w:pPr>
+      <w:r>
+        <w:rPr>
+          <w:rFonts w:ascii="Consolas" w:hAnsi="Consolas"/>
+          <w:color w:val="5A6575"/>
+          <w:sz w:val="16"/>
+        </w:rPr>
+        <w:t># 2. TLS handshake (SNI)      -&gt; broker certificate checked against /tmp/ifc-certs/CARoot.pem,</w:t>
+      </w:r>
+    </w:p>
+    <w:p>
+      <w:pPr>
         <w:keepNext/>
+        <w:spacing w:before="0" w:after="0" w:line="240" w:lineRule="auto"/>
+        <w:ind w:left="113"/>
+        <w:shd w:val="clear" w:color="auto" w:fill="EEF1F5"/>
+      </w:pPr>
+      <w:r>
+        <w:rPr>
+          <w:rFonts w:ascii="Consolas" w:hAnsi="Consolas"/>
+          <w:color w:val="5A6575"/>
+          <w:sz w:val="16"/>
+        </w:rPr>
+        <w:t>#                                chain: TEST BARCLAYS INTERNAL Root CA G1</w:t>
+      </w:r>
+    </w:p>
+    <w:p>
+      <w:pPr>
+        <w:keepNext/>
+        <w:spacing w:before="0" w:after="0" w:line="240" w:lineRule="auto"/>
+        <w:ind w:left="113"/>
+        <w:shd w:val="clear" w:color="auto" w:fill="EEF1F5"/>
+      </w:pPr>
+      <w:r>
+        <w:rPr>
+          <w:rFonts w:ascii="Consolas" w:hAnsi="Consolas"/>
+          <w:color w:val="5A6575"/>
+          <w:sz w:val="16"/>
+        </w:rPr>
+        <w:t># 3. ApiVersionsRequest       -&gt; which protocol versions the broker speaks</w:t>
+      </w:r>
+    </w:p>
+    <w:p>
+      <w:pPr>
+        <w:keepNext/>
+        <w:spacing w:before="0" w:after="0" w:line="240" w:lineRule="auto"/>
+        <w:ind w:left="113"/>
+        <w:shd w:val="clear" w:color="auto" w:fill="EEF1F5"/>
+      </w:pPr>
+      <w:r>
+        <w:rPr>
+          <w:rFonts w:ascii="Consolas" w:hAnsi="Consolas"/>
+          <w:color w:val="5A6575"/>
+          <w:sz w:val="16"/>
+        </w:rPr>
+        <w:t># 4. SaslHandshakeRequest     -&gt; mechanism = OAUTHBEARER</w:t>
+      </w:r>
+    </w:p>
+    <w:p>
+      <w:pPr>
+        <w:keepNext/>
+        <w:spacing w:before="0" w:after="0" w:line="240" w:lineRule="auto"/>
+        <w:ind w:left="113"/>
+        <w:shd w:val="clear" w:color="auto" w:fill="EEF1F5"/>
+      </w:pPr>
+      <w:r>
+        <w:rPr>
+          <w:rFonts w:ascii="Consolas" w:hAnsi="Consolas"/>
+          <w:color w:val="5A6575"/>
+          <w:sz w:val="16"/>
+        </w:rPr>
+        <w:t># 5. SaslAuthenticateRequest  -&gt; "n,,\x01auth=Bearer &lt;BAM JWT from step 11&gt;\x01\x01"</w:t>
+      </w:r>
+    </w:p>
+    <w:p>
+      <w:pPr>
+        <w:keepNext/>
+        <w:spacing w:before="0" w:after="0" w:line="240" w:lineRule="auto"/>
+        <w:ind w:left="113"/>
+        <w:shd w:val="clear" w:color="auto" w:fill="EEF1F5"/>
+      </w:pPr>
+      <w:r>
+        <w:rPr>
+          <w:rFonts w:ascii="Consolas" w:hAnsi="Consolas"/>
+          <w:color w:val="5A6575"/>
+          <w:sz w:val="16"/>
+        </w:rPr>
+        <w:t># 6. MetadataRequest          -&gt; partitions and leaders of tc01_fncmtrgrbb_ifc_tbb_kyc_refresh</w:t>
+      </w:r>
+    </w:p>
+    <w:p>
+      <w:pPr>
+        <w:keepNext/>
+        <w:spacing w:before="0" w:after="0" w:line="240" w:lineRule="auto"/>
+        <w:ind w:left="113"/>
+        <w:shd w:val="clear" w:color="auto" w:fill="EEF1F5"/>
+      </w:pPr>
+      <w:r>
+        <w:rPr>
+          <w:rFonts w:ascii="Consolas" w:hAnsi="Consolas"/>
+          <w:color w:val="5A6575"/>
+          <w:sz w:val="16"/>
+        </w:rPr>
+        <w:t># 7. InitProducerIdRequest    -&gt; producer ID for idempotence</w:t>
+      </w:r>
+    </w:p>
+    <w:p>
+      <w:pPr>
+        <w:keepNext/>
+        <w:spacing w:before="0" w:after="0" w:line="240" w:lineRule="auto"/>
+        <w:ind w:left="113"/>
+        <w:shd w:val="clear" w:color="auto" w:fill="EEF1F5"/>
+      </w:pPr>
+      <w:r>
+        <w:rPr>
+          <w:rFonts w:ascii="Consolas" w:hAnsi="Consolas"/>
+          <w:color w:val="5A6575"/>
+          <w:sz w:val="16"/>
+        </w:rPr>
+        <w:t># 8. ProduceRequest to each partition leader:</w:t>
+      </w:r>
+    </w:p>
+    <w:p>
+      <w:pPr>
+        <w:keepNext/>
+        <w:spacing w:before="0" w:after="0" w:line="240" w:lineRule="auto"/>
+        <w:ind w:left="113"/>
         <w:shd w:val="clear" w:color="auto" w:fill="EEF1F5"/>
       </w:pPr>
       <w:r>
@@ -3820,14 +4018,14 @@
           <w:color w:val="18202B"/>
           <w:sz w:val="16"/>
         </w:rPr>
-        <w:t>key     = &lt;trigger_id&gt;                         # UTF-8, unique per record</w:t>
+        <w:t>topic   = tc01_fncmtrgrbb_ifc_tbb_kyc_refresh</w:t>
       </w:r>
     </w:p>
     <w:p>
       <w:pPr>
+        <w:keepNext/>
         <w:spacing w:before="0" w:after="0" w:line="240" w:lineRule="auto"/>
         <w:ind w:left="113"/>
-        <w:keepNext/>
         <w:shd w:val="clear" w:color="auto" w:fill="EEF1F5"/>
       </w:pPr>
       <w:r>
@@ -3836,14 +4034,14 @@
           <w:color w:val="18202B"/>
           <w:sz w:val="16"/>
         </w:rPr>
-        <w:t>value   = 00 | 00 00 0E 51 | &lt;Avro record&gt;     # magic byte | schema id 3665 | body</w:t>
+        <w:t>key     = &lt;trigger_id&gt;                         # UTF-8, unique per record</w:t>
       </w:r>
     </w:p>
     <w:p>
       <w:pPr>
+        <w:keepNext/>
         <w:spacing w:before="0" w:after="0" w:line="240" w:lineRule="auto"/>
         <w:ind w:left="113"/>
-        <w:keepNext/>
         <w:shd w:val="clear" w:color="auto" w:fill="EEF1F5"/>
       </w:pPr>
       <w:r>
@@ -3852,15 +4050,47 @@
           <w:color w:val="18202B"/>
           <w:sz w:val="16"/>
         </w:rPr>
-        <w:t>headers = none</w:t>
+        <w:t>value   = 00 | 00 00 0E 51 | &lt;Avro record&gt;     # magic byte | schema id 3665 | body</w:t>
       </w:r>
     </w:p>
     <w:p>
       <w:pPr>
+        <w:keepNext/>
         <w:spacing w:before="0" w:after="0" w:line="240" w:lineRule="auto"/>
         <w:ind w:left="113"/>
         <w:shd w:val="clear" w:color="auto" w:fill="EEF1F5"/>
+      </w:pPr>
+      <w:r>
+        <w:rPr>
+          <w:rFonts w:ascii="Consolas" w:hAnsi="Consolas"/>
+          <w:color w:val="5A6575"/>
+          <w:sz w:val="16"/>
+        </w:rPr>
+        <w:t>#   triggerOriginatingSystem = idSystem = SNSVC0084378 (SIT; envelope.originating_systems)</w:t>
+      </w:r>
+    </w:p>
+    <w:p>
+      <w:pPr>
+        <w:keepNext/>
+        <w:spacing w:before="0" w:after="0" w:line="240" w:lineRule="auto"/>
+        <w:ind w:left="113"/>
+        <w:shd w:val="clear" w:color="auto" w:fill="EEF1F5"/>
+      </w:pPr>
+      <w:r>
+        <w:rPr>
+          <w:rFonts w:ascii="Consolas" w:hAnsi="Consolas"/>
+          <w:color w:val="18202B"/>
+          <w:sz w:val="16"/>
+        </w:rPr>
+        <w:t>headers = none</w:t>
+      </w:r>
+    </w:p>
+    <w:p>
+      <w:pPr>
         <w:keepNext w:val="0"/>
+        <w:spacing w:before="0" w:after="0" w:line="240" w:lineRule="auto"/>
+        <w:ind w:left="113"/>
+        <w:shd w:val="clear" w:color="auto" w:fill="EEF1F5"/>
         <w:pBdr>
           <w:bottom w:val="single" w:sz="4" w:space="3" w:color="DDE2E9"/>
         </w:pBdr>
@@ -3876,22 +4106,89 @@
     </w:p>
     <w:p>
       <w:pPr>
+        <w:spacing w:before="40" w:after="20"/>
+        <w:ind w:left="113"/>
+      </w:pPr>
+      <w:r>
+        <w:rPr>
+          <w:b/>
+          <w:color w:val="5A6575"/>
+          <w:sz w:val="16"/>
+        </w:rPr>
+        <w:t xml:space="preserve">GETS BACK   </w:t>
+      </w:r>
+      <w:r>
+        <w:rPr>
+          <w:b w:val="0"/>
+          <w:color w:val="18202B"/>
+          <w:sz w:val="19"/>
+        </w:rPr>
+        <w:t xml:space="preserve">A ProduceResponse per batch: partition and offset, or the error for that record (for example </w:t>
+      </w:r>
+      <w:r>
+        <w:rPr>
+          <w:rFonts w:ascii="Consolas" w:hAnsi="Consolas"/>
+          <w:color w:val="18202B"/>
+          <w:sz w:val="17"/>
+        </w:rPr>
+        <w:t>UNKNOWN_TOPIC_OR_PART</w:t>
+      </w:r>
+      <w:r>
+        <w:rPr>
+          <w:b w:val="0"/>
+          <w:color w:val="18202B"/>
+          <w:sz w:val="19"/>
+        </w:rPr>
+        <w:t xml:space="preserve">, </w:t>
+      </w:r>
+      <w:r>
+        <w:rPr>
+          <w:rFonts w:ascii="Consolas" w:hAnsi="Consolas"/>
+          <w:color w:val="18202B"/>
+          <w:sz w:val="17"/>
+        </w:rPr>
+        <w:t>TOPIC_AUTHORIZATION_FAILED</w:t>
+      </w:r>
+      <w:r>
+        <w:rPr>
+          <w:b w:val="0"/>
+          <w:color w:val="18202B"/>
+          <w:sz w:val="19"/>
+        </w:rPr>
+        <w:t>).</w:t>
+      </w:r>
+    </w:p>
+    <w:p>
+      <w:pPr>
+        <w:spacing w:before="80" w:after="80"/>
+      </w:pPr>
+      <w:r>
+        <w:rPr>
+          <w:b w:val="0"/>
+          <w:color w:val="18202B"/>
+          <w:sz w:val="19"/>
+        </w:rPr>
+        <w:t>7 October run: records delivered to the topic.</w:t>
+      </w:r>
+    </w:p>
+    <w:p>
+      <w:pPr>
         <w:pStyle w:val="Heading2"/>
       </w:pPr>
       <w:r>
         <w:rPr>
-          <w:color w:val="6B7380"/>
-        </w:rPr>
-        <w:t>16.  Flush and wait for acknowledgements</w:t>
+          <w:color w:val="18202B"/>
+        </w:rPr>
+        <w:t>17.  Flush and wait for acknowledgements</w:t>
       </w:r>
       <w:r>
         <w:rPr>
           <w:b/>
-          <w:color w:val="6B7380"/>
+          <w:color w:val="1D7A4A"/>
           <w:sz w:val="17"/>
           <w:spacing w:val="15"/>
         </w:rPr>
-        <w:t xml:space="preserve">   NOT REACHED</w:t>
+        <w:t xml:space="preserve">   PASSED</w:t>
       </w:r>
     </w:p>
     <w:p>
@@ -3901,7 +4198,7 @@
       <w:r>
         <w:rPr>
           <w:b w:val="0"/>
-          <w:color w:val="5A6575"/>
+          <w:color w:val="18202B"/>
           <w:sz w:val="21"/>
         </w:rPr>
         <w:t xml:space="preserve">Waits up to </w:t>
@@ -3909,7 +4206,7 @@
       <w:r>
         <w:rPr>
           <w:rFonts w:ascii="Consolas" w:hAnsi="Consolas"/>
-          <w:color w:val="5A6575"/>
+          <w:color w:val="18202B"/>
           <w:sz w:val="19"/>
         </w:rPr>
         <w:t>kafka.flush_timeout_seconds</w:t>
@@ -3917,7 +4214,7 @@
       <w:r>
         <w:rPr>
           <w:b w:val="0"/>
-          <w:color w:val="5A6575"/>
+          <w:color w:val="18202B"/>
           <w:sz w:val="21"/>
         </w:rPr>
         <w:t xml:space="preserve"> (120) for a ProduceResponse for every queued record.</w:t>
@@ -3933,7 +4230,7 @@
           <w:color w:val="5A6575"/>
           <w:sz w:val="16"/>
         </w:rPr>
-        <w:t>utility/connector_runner.py:447, :523 · _drain</w:t>
+        <w:t>utility/connector_runner.py:456, :532 · _drain</w:t>
       </w:r>
     </w:p>
     <w:p>
@@ -3942,18 +4239,18 @@
       </w:pPr>
       <w:r>
         <w:rPr>
-          <w:color w:val="6B7380"/>
-        </w:rPr>
-        <w:t>17.  Reconcile, write the manifest and the run marker</w:t>
+          <w:color w:val="18202B"/>
+        </w:rPr>
+        <w:t>18.  Reconcile, write the manifest and the run marker</w:t>
       </w:r>
       <w:r>
         <w:rPr>
           <w:b/>
-          <w:color w:val="6B7380"/>
+          <w:color w:val="1D7A4A"/>
           <w:sz w:val="17"/>
           <w:spacing w:val="15"/>
         </w:rPr>
-        <w:t xml:space="preserve">   NOT REACHED</w:t>
+        <w:t xml:space="preserve">   PASSED</w:t>
       </w:r>
     </w:p>
     <w:p>
@@ -3963,7 +4260,7 @@
       <w:r>
         <w:rPr>
           <w:b w:val="0"/>
-          <w:color w:val="5A6575"/>
+          <w:color w:val="18202B"/>
           <w:sz w:val="21"/>
         </w:rPr>
         <w:t>Checks rows read = records published = records acknowledged, then records the outcome.</w:t>
@@ -3979,7 +4276,7 @@
           <w:color w:val="5A6575"/>
           <w:sz w:val="16"/>
         </w:rPr>
-        <w:t>utility/connector_runner.py:453, :555 · scripts/main_ecs.py:514 · utility/run_gate.py:187</w:t>
+        <w:t>utility/connector_runner.py:462, :564 · scripts/main_ecs.py:514 · utility/run_gate.py:187</w:t>
       </w:r>
     </w:p>
     <w:p>
@@ -4005,10 +4302,10 @@
     </w:p>
     <w:p>
       <w:pPr>
+        <w:keepNext/>
         <w:spacing w:before="0" w:after="0" w:line="240" w:lineRule="auto"/>
         <w:ind w:left="113"/>
         <w:shd w:val="clear" w:color="auto" w:fill="EEF1F5"/>
-        <w:keepNext/>
         <w:pBdr>
           <w:top w:val="single" w:sz="4" w:space="3" w:color="DDE2E9"/>
         </w:pBdr>
@@ -4024,9 +4321,9 @@
     </w:p>
     <w:p>
       <w:pPr>
+        <w:keepNext/>
         <w:spacing w:before="0" w:after="0" w:line="240" w:lineRule="auto"/>
         <w:ind w:left="113"/>
-        <w:keepNext/>
         <w:shd w:val="clear" w:color="auto" w:fill="EEF1F5"/>
       </w:pPr>
       <w:r>
@@ -4040,9 +4337,9 @@
     </w:p>
     <w:p>
       <w:pPr>
+        <w:keepNext/>
         <w:spacing w:before="0" w:after="0" w:line="240" w:lineRule="auto"/>
         <w:ind w:left="113"/>
-        <w:keepNext/>
         <w:shd w:val="clear" w:color="auto" w:fill="EEF1F5"/>
       </w:pPr>
       <w:r>
@@ -4056,9 +4353,9 @@
     </w:p>
     <w:p>
       <w:pPr>
+        <w:keepNext/>
         <w:spacing w:before="0" w:after="0" w:line="240" w:lineRule="auto"/>
         <w:ind w:left="113"/>
-        <w:keepNext/>
         <w:shd w:val="clear" w:color="auto" w:fill="EEF1F5"/>
       </w:pPr>
       <w:r>
@@ -4072,9 +4369,9 @@
     </w:p>
     <w:p>
       <w:pPr>
+        <w:keepNext/>
         <w:spacing w:before="0" w:after="0" w:line="240" w:lineRule="auto"/>
         <w:ind w:left="113"/>
-        <w:keepNext/>
         <w:shd w:val="clear" w:color="auto" w:fill="EEF1F5"/>
       </w:pPr>
       <w:r>
@@ -4088,9 +4385,9 @@
     </w:p>
     <w:p>
       <w:pPr>
+        <w:keepNext/>
         <w:spacing w:before="0" w:after="0" w:line="240" w:lineRule="auto"/>
         <w:ind w:left="113"/>
-        <w:keepNext/>
         <w:shd w:val="clear" w:color="auto" w:fill="EEF1F5"/>
       </w:pPr>
       <w:r>
@@ -4104,10 +4401,10 @@
     </w:p>
     <w:p>
       <w:pPr>
+        <w:keepNext w:val="0"/>
         <w:spacing w:before="0" w:after="0" w:line="240" w:lineRule="auto"/>
         <w:ind w:left="113"/>
         <w:shd w:val="clear" w:color="auto" w:fill="EEF1F5"/>
-        <w:keepNext w:val="0"/>
         <w:pBdr>
           <w:bottom w:val="single" w:sz="4" w:space="3" w:color="DDE2E9"/>
         </w:pBdr>
@@ -4126,7 +4423,7 @@
         <w:pStyle w:val="Heading1"/>
       </w:pPr>
       <w:r>
-        <w:t>Why step 11 fails although the network checks pass</w:t>
+        <w:t>What was wrong</w:t>
       </w:r>
     </w:p>
     <w:p>
@@ -4139,12 +4436,27 @@
           <w:color w:val="18202B"/>
           <w:sz w:val="21"/>
         </w:rPr>
-        <w:t>Step 7 opens a TCP socket and closes it. Step 11 has to get through three more hops on the same connection, and the error only says that every broker connection was dropped somewhere along the way.</w:t>
+        <w:t xml:space="preserve">Three problems sat on top of each other. Each fix exposed the next, and every one ended in the same generic error, because </w:t>
+      </w:r>
+      <w:r>
+        <w:rPr>
+          <w:rFonts w:ascii="Consolas" w:hAnsi="Consolas"/>
+          <w:color w:val="18202B"/>
+          <w:sz w:val="19"/>
+        </w:rPr>
+        <w:t>_TRANSPORT</w:t>
+      </w:r>
+      <w:r>
+        <w:rPr>
+          <w:b w:val="0"/>
+          <w:color w:val="18202B"/>
+          <w:sz w:val="21"/>
+        </w:rPr>
+        <w:t xml:space="preserve"> only says that no broker connection got through.</w:t>
       </w:r>
     </w:p>
     <w:tbl>
       <w:tblPr>
-        <w:tblStyle w:val="TableGrid"/>
         <w:tblW w:type="auto" w:w="0"/>
         <w:jc w:val="left"/>
         <w:tblLayout w:type="fixed"/>
@@ -4159,13 +4471,15 @@
         </w:tblBorders>
       </w:tblPr>
       <w:tblGrid>
-        <w:gridCol w:w="4819"/>
-        <w:gridCol w:w="4819"/>
+        <w:gridCol w:w="2409"/>
+        <w:gridCol w:w="2409"/>
+        <w:gridCol w:w="2409"/>
+        <w:gridCol w:w="2409"/>
       </w:tblGrid>
       <w:tr>
         <w:tc>
           <w:tcPr>
-            <w:tcW w:type="dxa" w:w="2381"/>
+            <w:tcW w:type="dxa" w:w="1474"/>
             <w:shd w:val="clear" w:color="auto" w:fill="EEF0F3"/>
           </w:tcPr>
           <w:p>
@@ -4179,13 +4493,13 @@
                 <w:color w:val="5A6575"/>
                 <w:sz w:val="16"/>
               </w:rPr>
-              <w:t>HOP</w:t>
+              <w:t>RUN</w:t>
             </w:r>
           </w:p>
         </w:tc>
         <w:tc>
           <w:tcPr>
-            <w:tcW w:type="dxa" w:w="7257"/>
+            <w:tcW w:type="dxa" w:w="1701"/>
             <w:shd w:val="clear" w:color="auto" w:fill="EEF0F3"/>
           </w:tcPr>
           <w:p>
@@ -4199,7 +4513,47 @@
                 <w:color w:val="5A6575"/>
                 <w:sz w:val="16"/>
               </w:rPr>
-              <w:t>WHAT IT NEEDS</w:t>
+              <w:t>SYMPTOM</w:t>
+            </w:r>
+          </w:p>
+        </w:tc>
+        <w:tc>
+          <w:tcPr>
+            <w:tcW w:type="dxa" w:w="3628"/>
+            <w:shd w:val="clear" w:color="auto" w:fill="EEF0F3"/>
+          </w:tcPr>
+          <w:p>
+            <w:pPr>
+              <w:spacing w:before="40" w:after="40"/>
+            </w:pPr>
+            <w:r/>
+            <w:r>
+              <w:rPr>
+                <w:b/>
+                <w:color w:val="5A6575"/>
+                <w:sz w:val="16"/>
+              </w:rPr>
+              <w:t>CAUSE</w:t>
+            </w:r>
+          </w:p>
+        </w:tc>
+        <w:tc>
+          <w:tcPr>
+            <w:tcW w:type="dxa" w:w="2835"/>
+            <w:shd w:val="clear" w:color="auto" w:fill="EEF0F3"/>
+          </w:tcPr>
+          <w:p>
+            <w:pPr>
+              <w:spacing w:before="40" w:after="40"/>
+            </w:pPr>
+            <w:r/>
+            <w:r>
+              <w:rPr>
+                <w:b/>
+                <w:color w:val="5A6575"/>
+                <w:sz w:val="16"/>
+              </w:rPr>
+              <w:t>FIX</w:t>
             </w:r>
           </w:p>
         </w:tc>
@@ -4207,7 +4561,7 @@
       <w:tr>
         <w:tc>
           <w:tcPr>
-            <w:tcW w:type="dxa" w:w="2381"/>
+            <w:tcW w:type="dxa" w:w="1474"/>
           </w:tcPr>
           <w:p>
             <w:pPr>
@@ -4220,13 +4574,112 @@
                 <w:color w:val="18202B"/>
                 <w:sz w:val="19"/>
               </w:rPr>
-              <w:t>TCP connect</w:t>
+              <w:t>6 Oct, 12:14 UTC</w:t>
             </w:r>
           </w:p>
         </w:tc>
         <w:tc>
           <w:tcPr>
-            <w:tcW w:type="dxa" w:w="7257"/>
+            <w:tcW w:type="dxa" w:w="1701"/>
+          </w:tcPr>
+          <w:p>
+            <w:pPr>
+              <w:spacing w:before="40" w:after="40"/>
+            </w:pPr>
+            <w:r/>
+            <w:r>
+              <w:rPr>
+                <w:rFonts w:ascii="Consolas" w:hAnsi="Consolas"/>
+                <w:color w:val="18202B"/>
+                <w:sz w:val="17"/>
+              </w:rPr>
+              <w:t>_TRANSPORT</w:t>
+            </w:r>
+            <w:r>
+              <w:rPr>
+                <w:b w:val="0"/>
+                <w:color w:val="18202B"/>
+                <w:sz w:val="19"/>
+              </w:rPr>
+              <w:t xml:space="preserve"> after 10 s</w:t>
+            </w:r>
+          </w:p>
+        </w:tc>
+        <w:tc>
+          <w:tcPr>
+            <w:tcW w:type="dxa" w:w="3628"/>
+          </w:tcPr>
+          <w:p>
+            <w:pPr>
+              <w:spacing w:before="40" w:after="40"/>
+            </w:pPr>
+            <w:r/>
+            <w:r>
+              <w:rPr>
+                <w:rFonts w:ascii="Consolas" w:hAnsi="Consolas"/>
+                <w:color w:val="18202B"/>
+                <w:sz w:val="17"/>
+              </w:rPr>
+              <w:t>security.protocol: PLAINTEXT</w:t>
+            </w:r>
+            <w:r>
+              <w:rPr>
+                <w:b w:val="0"/>
+                <w:color w:val="18202B"/>
+                <w:sz w:val="19"/>
+              </w:rPr>
+              <w:t xml:space="preserve"> in the copied DEV config: no TLS, no token</w:t>
+            </w:r>
+          </w:p>
+        </w:tc>
+        <w:tc>
+          <w:tcPr>
+            <w:tcW w:type="dxa" w:w="2835"/>
+          </w:tcPr>
+          <w:p>
+            <w:pPr>
+              <w:spacing w:before="40" w:after="40"/>
+            </w:pPr>
+            <w:r/>
+            <w:r>
+              <w:rPr>
+                <w:rFonts w:ascii="Consolas" w:hAnsi="Consolas"/>
+                <w:color w:val="18202B"/>
+                <w:sz w:val="17"/>
+              </w:rPr>
+              <w:t>SASL_SSL</w:t>
+            </w:r>
+            <w:r>
+              <w:rPr>
+                <w:b w:val="0"/>
+                <w:color w:val="18202B"/>
+                <w:sz w:val="19"/>
+              </w:rPr>
+              <w:t xml:space="preserve"> (</w:t>
+            </w:r>
+            <w:r>
+              <w:rPr>
+                <w:rFonts w:ascii="Consolas" w:hAnsi="Consolas"/>
+                <w:color w:val="18202B"/>
+                <w:sz w:val="17"/>
+              </w:rPr>
+              <w:t>afe1aa3</w:t>
+            </w:r>
+            <w:r>
+              <w:rPr>
+                <w:b w:val="0"/>
+                <w:color w:val="18202B"/>
+                <w:sz w:val="19"/>
+              </w:rPr>
+              <w:t>)</w:t>
+            </w:r>
+          </w:p>
+        </w:tc>
+      </w:tr>
+      <w:tr>
+        <w:tc>
+          <w:tcPr>
+            <w:tcW w:type="dxa" w:w="1474"/>
           </w:tcPr>
           <w:p>
             <w:pPr>
@@ -4239,15 +4692,32 @@
                 <w:color w:val="18202B"/>
                 <w:sz w:val="19"/>
               </w:rPr>
-              <w:t>Proven by step 7.</w:t>
+              <w:t>6 Oct, next run</w:t>
             </w:r>
           </w:p>
         </w:tc>
-      </w:tr>
-      <w:tr>
         <w:tc>
           <w:tcPr>
-            <w:tcW w:type="dxa" w:w="2381"/>
+            <w:tcW w:type="dxa" w:w="1701"/>
+          </w:tcPr>
+          <w:p>
+            <w:pPr>
+              <w:spacing w:before="40" w:after="40"/>
+            </w:pPr>
+            <w:r/>
+            <w:r>
+              <w:rPr>
+                <w:rFonts w:ascii="Consolas" w:hAnsi="Consolas"/>
+                <w:color w:val="18202B"/>
+                <w:sz w:val="17"/>
+              </w:rPr>
+              <w:t>_TRANSPORT</w:t>
+            </w:r>
+          </w:p>
+        </w:tc>
+        <w:tc>
+          <w:tcPr>
+            <w:tcW w:type="dxa" w:w="3628"/>
           </w:tcPr>
           <w:p>
             <w:pPr>
@@ -4260,13 +4730,13 @@
                 <w:color w:val="18202B"/>
                 <w:sz w:val="19"/>
               </w:rPr>
-              <w:t>TLS handshake</w:t>
+              <w:t>Brokers on 9092, the DEV-only plain port, so TLS failed</w:t>
             </w:r>
           </w:p>
         </w:tc>
         <w:tc>
           <w:tcPr>
-            <w:tcW w:type="dxa" w:w="7257"/>
+            <w:tcW w:type="dxa" w:w="2835"/>
           </w:tcPr>
           <w:p>
             <w:pPr>
@@ -4279,7 +4749,23 @@
                 <w:color w:val="18202B"/>
                 <w:sz w:val="19"/>
               </w:rPr>
-              <w:t>A TLS listener port, and a broker certificate the CA bundle trusts.</w:t>
+              <w:t>Port 9095 (</w:t>
+            </w:r>
+            <w:r>
+              <w:rPr>
+                <w:rFonts w:ascii="Consolas" w:hAnsi="Consolas"/>
+                <w:color w:val="18202B"/>
+                <w:sz w:val="17"/>
+              </w:rPr>
+              <w:t>1f35721</w:t>
+            </w:r>
+            <w:r>
+              <w:rPr>
+                <w:b w:val="0"/>
+                <w:color w:val="18202B"/>
+                <w:sz w:val="19"/>
+              </w:rPr>
+              <w:t>)</w:t>
             </w:r>
           </w:p>
         </w:tc>
@@ -4287,7 +4773,7 @@
       <w:tr>
         <w:tc>
           <w:tcPr>
-            <w:tcW w:type="dxa" w:w="2381"/>
+            <w:tcW w:type="dxa" w:w="1474"/>
           </w:tcPr>
           <w:p>
             <w:pPr>
@@ -4300,13 +4786,40 @@
                 <w:color w:val="18202B"/>
                 <w:sz w:val="19"/>
               </w:rPr>
-              <w:t>SASL OAUTHBEARER</w:t>
+              <w:t>6 Oct, 17:31 UTC</w:t>
             </w:r>
           </w:p>
         </w:tc>
         <w:tc>
           <w:tcPr>
-            <w:tcW w:type="dxa" w:w="7257"/>
+            <w:tcW w:type="dxa" w:w="1701"/>
+          </w:tcPr>
+          <w:p>
+            <w:pPr>
+              <w:spacing w:before="40" w:after="40"/>
+            </w:pPr>
+            <w:r/>
+            <w:r>
+              <w:rPr>
+                <w:rFonts w:ascii="Consolas" w:hAnsi="Consolas"/>
+                <w:color w:val="18202B"/>
+                <w:sz w:val="17"/>
+              </w:rPr>
+              <w:t>_TRANSPORT</w:t>
+            </w:r>
+            <w:r>
+              <w:rPr>
+                <w:b w:val="0"/>
+                <w:color w:val="18202B"/>
+                <w:sz w:val="19"/>
+              </w:rPr>
+              <w:t xml:space="preserve"> after 60 s</w:t>
+            </w:r>
+          </w:p>
+        </w:tc>
+        <w:tc>
+          <w:tcPr>
+            <w:tcW w:type="dxa" w:w="3628"/>
           </w:tcPr>
           <w:p>
             <w:pPr>
@@ -4319,15 +4832,61 @@
                 <w:color w:val="18202B"/>
                 <w:sz w:val="19"/>
               </w:rPr>
-              <w:t>The broker accepts the BAM token and the principal.</w:t>
+              <w:t xml:space="preserve">On confluent-kafka 2.4, </w:t>
+            </w:r>
+            <w:r>
+              <w:rPr>
+                <w:rFonts w:ascii="Consolas" w:hAnsi="Consolas"/>
+                <w:color w:val="18202B"/>
+                <w:sz w:val="17"/>
+              </w:rPr>
+              <w:t>oauth_cb</w:t>
+            </w:r>
+            <w:r>
+              <w:rPr>
+                <w:b w:val="0"/>
+                <w:color w:val="18202B"/>
+                <w:sz w:val="19"/>
+              </w:rPr>
+              <w:t xml:space="preserve"> ran only at the first </w:t>
+            </w:r>
+            <w:r>
+              <w:rPr>
+                <w:rFonts w:ascii="Consolas" w:hAnsi="Consolas"/>
+                <w:color w:val="18202B"/>
+                <w:sz w:val="17"/>
+              </w:rPr>
+              <w:t>poll()</w:t>
+            </w:r>
+            <w:r>
+              <w:rPr>
+                <w:b w:val="0"/>
+                <w:color w:val="18202B"/>
+                <w:sz w:val="19"/>
+              </w:rPr>
+              <w:t xml:space="preserve">, after </w:t>
+            </w:r>
+            <w:r>
+              <w:rPr>
+                <w:rFonts w:ascii="Consolas" w:hAnsi="Consolas"/>
+                <w:color w:val="18202B"/>
+                <w:sz w:val="17"/>
+              </w:rPr>
+              <w:t>list_topics()</w:t>
+            </w:r>
+            <w:r>
+              <w:rPr>
+                <w:b w:val="0"/>
+                <w:color w:val="18202B"/>
+                <w:sz w:val="19"/>
+              </w:rPr>
+              <w:t xml:space="preserve"> had timed out</w:t>
             </w:r>
           </w:p>
         </w:tc>
-      </w:tr>
-      <w:tr>
         <w:tc>
           <w:tcPr>
-            <w:tcW w:type="dxa" w:w="2381"/>
+            <w:tcW w:type="dxa" w:w="2835"/>
           </w:tcPr>
           <w:p>
             <w:pPr>
@@ -4340,13 +4899,47 @@
                 <w:color w:val="18202B"/>
                 <w:sz w:val="19"/>
               </w:rPr>
-              <w:t>Metadata request</w:t>
+              <w:t>Poll for the token first (</w:t>
+            </w:r>
+            <w:r>
+              <w:rPr>
+                <w:rFonts w:ascii="Consolas" w:hAnsi="Consolas"/>
+                <w:color w:val="18202B"/>
+                <w:sz w:val="17"/>
+              </w:rPr>
+              <w:t>485e874</w:t>
+            </w:r>
+            <w:r>
+              <w:rPr>
+                <w:b w:val="0"/>
+                <w:color w:val="18202B"/>
+                <w:sz w:val="19"/>
+              </w:rPr>
+              <w:t>); metadata check off (</w:t>
+            </w:r>
+            <w:r>
+              <w:rPr>
+                <w:rFonts w:ascii="Consolas" w:hAnsi="Consolas"/>
+                <w:color w:val="18202B"/>
+                <w:sz w:val="17"/>
+              </w:rPr>
+              <w:t>7b77eeb</w:t>
+            </w:r>
+            <w:r>
+              <w:rPr>
+                <w:b w:val="0"/>
+                <w:color w:val="18202B"/>
+                <w:sz w:val="19"/>
+              </w:rPr>
+              <w:t>)</w:t>
             </w:r>
           </w:p>
         </w:tc>
+      </w:tr>
+      <w:tr>
         <w:tc>
           <w:tcPr>
-            <w:tcW w:type="dxa" w:w="7257"/>
+            <w:tcW w:type="dxa" w:w="1474"/>
           </w:tcPr>
           <w:p>
             <w:pPr>
@@ -4359,23 +4952,121 @@
                 <w:color w:val="18202B"/>
                 <w:sz w:val="19"/>
               </w:rPr>
-              <w:t>The topic exists, and the principal has DESCRIBE on it.</w:t>
+              <w:t>7 Oct</w:t>
             </w:r>
+          </w:p>
+        </w:tc>
+        <w:tc>
+          <w:tcPr>
+            <w:tcW w:type="dxa" w:w="1701"/>
+          </w:tcPr>
+          <w:p>
+            <w:pPr>
+              <w:spacing w:before="40" w:after="40"/>
+            </w:pPr>
+            <w:r/>
+            <w:r>
+              <w:rPr>
+                <w:b w:val="0"/>
+                <w:color w:val="18202B"/>
+                <w:sz w:val="19"/>
+              </w:rPr>
+              <w:t>Records published</w:t>
+            </w:r>
+          </w:p>
+        </w:tc>
+        <w:tc>
+          <w:tcPr>
+            <w:tcW w:type="dxa" w:w="3628"/>
+          </w:tcPr>
+          <w:p>
+            <w:pPr>
+              <w:spacing w:before="40" w:after="40"/>
+            </w:pPr>
+            <w:r/>
+          </w:p>
+        </w:tc>
+        <w:tc>
+          <w:tcPr>
+            <w:tcW w:type="dxa" w:w="2835"/>
+          </w:tcPr>
+          <w:p>
+            <w:pPr>
+              <w:spacing w:before="40" w:after="40"/>
+            </w:pPr>
+            <w:r/>
           </w:p>
         </w:tc>
       </w:tr>
     </w:tbl>
     <w:p>
       <w:pPr>
-        <w:spacing w:before="160" w:after="60"/>
-      </w:pPr>
+        <w:pStyle w:val="ListBullet"/>
+        <w:spacing w:before="80" w:after="60"/>
+      </w:pPr>
+      <w:r>
+        <w:rPr>
+          <w:b/>
+          <w:color w:val="18202B"/>
+          <w:sz w:val="21"/>
+        </w:rPr>
+        <w:t>The give-away:</w:t>
+      </w:r>
       <w:r>
         <w:rPr>
           <w:b w:val="0"/>
           <w:color w:val="18202B"/>
           <w:sz w:val="21"/>
         </w:rPr>
-        <w:t>What we found on the producer side:</w:t>
+        <w:t xml:space="preserve"> the connector's own </w:t>
+      </w:r>
+      <w:r>
+        <w:rPr>
+          <w:rFonts w:ascii="Consolas" w:hAnsi="Consolas"/>
+          <w:color w:val="18202B"/>
+          <w:sz w:val="19"/>
+        </w:rPr>
+        <w:t>oauth_cb supplied a token</w:t>
+      </w:r>
+      <w:r>
+        <w:rPr>
+          <w:b w:val="0"/>
+          <w:color w:val="18202B"/>
+          <w:sz w:val="21"/>
+        </w:rPr>
+        <w:t xml:space="preserve"> line was stamped 17:32:08.584, 60 seconds after the producer was created and the instant the failure path called </w:t>
+      </w:r>
+      <w:r>
+        <w:rPr>
+          <w:rFonts w:ascii="Consolas" w:hAnsi="Consolas"/>
+          <w:color w:val="18202B"/>
+          <w:sz w:val="19"/>
+        </w:rPr>
+        <w:t>poll(0)</w:t>
+      </w:r>
+      <w:r>
+        <w:rPr>
+          <w:b w:val="0"/>
+          <w:color w:val="18202B"/>
+          <w:sz w:val="21"/>
+        </w:rPr>
+        <w:t xml:space="preserve">. librdkafka's own lines carried the same time only because they are queued until </w:t>
+      </w:r>
+      <w:r>
+        <w:rPr>
+          <w:rFonts w:ascii="Consolas" w:hAnsi="Consolas"/>
+          <w:color w:val="18202B"/>
+          <w:sz w:val="19"/>
+        </w:rPr>
+        <w:t>poll()</w:t>
+      </w:r>
+      <w:r>
+        <w:rPr>
+          <w:b w:val="0"/>
+          <w:color w:val="18202B"/>
+          <w:sz w:val="21"/>
+        </w:rPr>
+        <w:t xml:space="preserve"> releases them, which made the trace look as if the brokers had only milliseconds to connect.</w:t>
       </w:r>
     </w:p>
     <w:p>
@@ -4389,7 +5080,7 @@
           <w:color w:val="18202B"/>
           <w:sz w:val="21"/>
         </w:rPr>
-        <w:t>First run (12:14 UTC):</w:t>
+        <w:t>Reproduced locally on the image's client:</w:t>
       </w:r>
       <w:r>
         <w:rPr>
@@ -4397,7 +5088,7 @@
           <w:color w:val="18202B"/>
           <w:sz w:val="21"/>
         </w:rPr>
-        <w:t xml:space="preserve"> the BSP client config said </w:t>
+        <w:t xml:space="preserve"> on confluent-kafka 2.4.0, </w:t>
       </w:r>
       <w:r>
         <w:rPr>
@@ -4405,7 +5096,7 @@
           <w:color w:val="18202B"/>
           <w:sz w:val="19"/>
         </w:rPr>
-        <w:t>security.protocol: PLAINTEXT</w:t>
+        <w:t>oauth_cb</w:t>
       </w:r>
       <w:r>
         <w:rPr>
@@ -4413,7 +5104,7 @@
           <w:color w:val="18202B"/>
           <w:sz w:val="21"/>
         </w:rPr>
-        <w:t xml:space="preserve">, so the producer sent neither TLS nor the token, and the brokers dropped the connection. Fixed: it is now </w:t>
+        <w:t xml:space="preserve"> ran at 3.0 s, after </w:t>
       </w:r>
       <w:r>
         <w:rPr>
@@ -4421,7 +5112,7 @@
           <w:color w:val="18202B"/>
           <w:sz w:val="19"/>
         </w:rPr>
-        <w:t>SASL_SSL</w:t>
+        <w:t>list_topics()</w:t>
       </w:r>
       <w:r>
         <w:rPr>
@@ -4429,7 +5120,7 @@
           <w:color w:val="18202B"/>
           <w:sz w:val="21"/>
         </w:rPr>
-        <w:t>.</w:t>
+        <w:t xml:space="preserve"> had already failed, and no SASL traffic reached the broker. With the token wait it ran at 0.02 s and SASL started. confluent-kafka 2.15 calls the callback without a poll, which is why a first local test missed it.</w:t>
       </w:r>
     </w:p>
     <w:p>
@@ -4443,7 +5134,7 @@
           <w:color w:val="18202B"/>
           <w:sz w:val="21"/>
         </w:rPr>
-        <w:t>Next run:</w:t>
+        <w:t>Why produce_app never hit it:</w:t>
       </w:r>
       <w:r>
         <w:rPr>
@@ -4451,7 +5142,7 @@
           <w:color w:val="18202B"/>
           <w:sz w:val="21"/>
         </w:rPr>
-        <w:t xml:space="preserve"> </w:t>
+        <w:t xml:space="preserve"> it calls </w:t>
       </w:r>
       <w:r>
         <w:rPr>
@@ -4459,7 +5150,7 @@
           <w:color w:val="18202B"/>
           <w:sz w:val="19"/>
         </w:rPr>
-        <w:t>SASL_SSL</w:t>
+        <w:t>produce()</w:t>
       </w:r>
       <w:r>
         <w:rPr>
@@ -4467,7 +5158,7 @@
           <w:color w:val="18202B"/>
           <w:sz w:val="21"/>
         </w:rPr>
-        <w:t xml:space="preserve">, but the brokers in the config were on port </w:t>
+        <w:t xml:space="preserve"> and then </w:t>
       </w:r>
       <w:r>
         <w:rPr>
@@ -4475,7 +5166,7 @@
           <w:color w:val="18202B"/>
           <w:sz w:val="19"/>
         </w:rPr>
-        <w:t>9092</w:t>
+        <w:t>poll(0)</w:t>
       </w:r>
       <w:r>
         <w:rPr>
@@ -4483,7 +5174,7 @@
           <w:color w:val="18202B"/>
           <w:sz w:val="21"/>
         </w:rPr>
-        <w:t xml:space="preserve">. The Barclays SASL_SSL listener is </w:t>
+        <w:t xml:space="preserve"> for every record and never blocks on the brokers first, so the token is set before librdkafka needs it. Its token path is otherwise identical: the same BSP </w:t>
       </w:r>
       <w:r>
         <w:rPr>
@@ -4491,7 +5182,7 @@
           <w:color w:val="18202B"/>
           <w:sz w:val="19"/>
         </w:rPr>
-        <w:t>9095</w:t>
+        <w:t>oauth_cb</w:t>
       </w:r>
       <w:r>
         <w:rPr>
@@ -4499,7 +5190,7 @@
           <w:color w:val="18202B"/>
           <w:sz w:val="21"/>
         </w:rPr>
-        <w:t xml:space="preserve">, so the TLS handshake would fail. A local reproduction against a non-TLS port gives exactly this error. Fixed: all brokers on </w:t>
+        <w:t xml:space="preserve">, the same </w:t>
       </w:r>
       <w:r>
         <w:rPr>
@@ -4507,7 +5198,7 @@
           <w:color w:val="18202B"/>
           <w:sz w:val="19"/>
         </w:rPr>
-        <w:t>9095</w:t>
+        <w:t>get_token</w:t>
       </w:r>
       <w:r>
         <w:rPr>
@@ -4515,7 +5206,7 @@
           <w:color w:val="18202B"/>
           <w:sz w:val="21"/>
         </w:rPr>
-        <w:t>.</w:t>
+        <w:t xml:space="preserve"> for the Schema Registry.</w:t>
       </w:r>
     </w:p>
     <w:p>
@@ -4529,7 +5220,7 @@
           <w:color w:val="18202B"/>
           <w:sz w:val="21"/>
         </w:rPr>
-        <w:t>CA bundle confirmed:</w:t>
+        <w:t>What was right all along:</w:t>
       </w:r>
       <w:r>
         <w:rPr>
@@ -4537,7 +5228,7 @@
           <w:color w:val="18202B"/>
           <w:sz w:val="21"/>
         </w:rPr>
-        <w:t xml:space="preserve"> </w:t>
+        <w:t xml:space="preserve"> the CA bundle (</w:t>
       </w:r>
       <w:r>
         <w:rPr>
@@ -4553,7 +5244,7 @@
           <w:color w:val="18202B"/>
           <w:sz w:val="21"/>
         </w:rPr>
-        <w:t xml:space="preserve"> to </w:t>
+        <w:t xml:space="preserve"> returned </w:t>
       </w:r>
       <w:r>
         <w:rPr>
@@ -4561,7 +5252,7 @@
           <w:color w:val="18202B"/>
           <w:sz w:val="19"/>
         </w:rPr>
-        <w:t>ldndsr000009480:9095</w:t>
+        <w:t>Verify return code: 0 (ok)</w:t>
       </w:r>
       <w:r>
         <w:rPr>
@@ -4569,7 +5260,28 @@
           <w:color w:val="18202B"/>
           <w:sz w:val="21"/>
         </w:rPr>
-        <w:t xml:space="preserve"> with our </w:t>
+        <w:t>), CyberArk, the BAM token and its claims, port 9095, DNS and TCP, and the Schema Registry.</w:t>
+      </w:r>
+    </w:p>
+    <w:p>
+      <w:pPr>
+        <w:pStyle w:val="Heading1"/>
+      </w:pPr>
+      <w:r>
+        <w:t>The metadata check now</w:t>
+      </w:r>
+    </w:p>
+    <w:p>
+      <w:pPr>
+        <w:spacing w:before="0" w:after="120"/>
+      </w:pPr>
+      <w:r>
+        <w:rPr>
+          <w:b w:val="0"/>
+          <w:color w:val="18202B"/>
+          <w:sz w:val="21"/>
+        </w:rPr>
+        <w:t xml:space="preserve">The explicit </w:t>
       </w:r>
       <w:r>
         <w:rPr>
@@ -4577,7 +5289,7 @@
           <w:color w:val="18202B"/>
           <w:sz w:val="19"/>
         </w:rPr>
-        <w:t>CARoot.pem</w:t>
+        <w:t>list_topics()</w:t>
       </w:r>
       <w:r>
         <w:rPr>
@@ -4585,7 +5297,20 @@
           <w:color w:val="18202B"/>
           <w:sz w:val="21"/>
         </w:rPr>
-        <w:t xml:space="preserve"> returns </w:t>
+        <w:t xml:space="preserve"> before reading any rows is off by default. The connector now does what produce_app does on the same cluster: it gives librdkafka the token, and the first publish brings up the connection, fetching the topic metadata on the way.</w:t>
+      </w:r>
+    </w:p>
+    <w:p>
+      <w:pPr>
+        <w:spacing w:before="0" w:after="120"/>
+      </w:pPr>
+      <w:r>
+        <w:rPr>
+          <w:b w:val="0"/>
+          <w:color w:val="18202B"/>
+          <w:sz w:val="21"/>
+        </w:rPr>
+        <w:t xml:space="preserve">If the connection breaks in future, the run reads the month's rows first and then fails at publishing: a missing topic or ACL comes back as each record's delivery error, and a dead connection as records still queued after the 120-second flush. Nothing reaches the topic either way. To get the earlier fast failure, with librdkafka's reason for each broker, set </w:t>
       </w:r>
       <w:r>
         <w:rPr>
@@ -4593,7 +5318,7 @@
           <w:color w:val="18202B"/>
           <w:sz w:val="19"/>
         </w:rPr>
-        <w:t>Verify return code: 0 (ok)</w:t>
+        <w:t>IFC_RESILIENCE__PREFLIGHT_METADATA_ENABLED=true</w:t>
       </w:r>
       <w:r>
         <w:rPr>
@@ -4601,7 +5326,7 @@
           <w:color w:val="18202B"/>
           <w:sz w:val="21"/>
         </w:rPr>
-        <w:t xml:space="preserve">. The chain is the broker → </w:t>
+        <w:t xml:space="preserve"> (and </w:t>
       </w:r>
       <w:r>
         <w:rPr>
@@ -4609,7 +5334,7 @@
           <w:color w:val="18202B"/>
           <w:sz w:val="19"/>
         </w:rPr>
-        <w:t>CSM-STG UK IN NP Issuing CA 2</w:t>
+        <w:t>IFC_KAFKA__DEBUG=security,broker,protocol</w:t>
       </w:r>
       <w:r>
         <w:rPr>
@@ -4617,143 +5342,32 @@
           <w:color w:val="18202B"/>
           <w:sz w:val="21"/>
         </w:rPr>
-        <w:t xml:space="preserve"> → </w:t>
-      </w:r>
-      <w:r>
-        <w:rPr>
-          <w:rFonts w:ascii="Consolas" w:hAnsi="Consolas"/>
-          <w:color w:val="18202B"/>
-          <w:sz w:val="19"/>
-        </w:rPr>
-        <w:t>TEST BARCLAYS INTERNAL Root CA G1</w:t>
-      </w:r>
+        <w:t xml:space="preserve"> for the full trace).</w:t>
+      </w:r>
+    </w:p>
+    <w:p>
+      <w:pPr>
+        <w:pStyle w:val="Heading1"/>
+      </w:pPr>
+      <w:r>
+        <w:t>For the consumer team</w:t>
+      </w:r>
+    </w:p>
+    <w:p>
+      <w:pPr>
+        <w:spacing w:before="0" w:after="120"/>
+      </w:pPr>
       <w:r>
         <w:rPr>
           <w:b w:val="0"/>
           <w:color w:val="18202B"/>
           <w:sz w:val="21"/>
         </w:rPr>
-        <w:t>.</w:t>
+        <w:t>Publishing works, which settles the earlier questions about the brokers, the topic, the ACLs and SASL with BAM tokens. What is left is on the consuming side:</w:t>
       </w:r>
     </w:p>
     <w:p>
       <w:pPr>
-        <w:spacing w:before="120" w:after="120"/>
-      </w:pPr>
-      <w:r>
-        <w:rPr>
-          <w:b w:val="0"/>
-          <w:color w:val="18202B"/>
-          <w:sz w:val="21"/>
-        </w:rPr>
-        <w:t xml:space="preserve">The connector now logs librdkafka's own reason for each dropped connection (TLS, SASL or ACL), the effective protocol, port and CA path, and what the BSP OAuth callback hands librdkafka. It allows 60 seconds instead of 10. Setting </w:t>
-      </w:r>
-      <w:r>
-        <w:rPr>
-          <w:rFonts w:ascii="Consolas" w:hAnsi="Consolas"/>
-          <w:color w:val="18202B"/>
-          <w:sz w:val="19"/>
-        </w:rPr>
-        <w:t>IFC_KAFKA__DEBUG=security,broker,protocol</w:t>
-      </w:r>
-      <w:r>
-        <w:rPr>
-          <w:b w:val="0"/>
-          <w:color w:val="18202B"/>
-          <w:sz w:val="21"/>
-        </w:rPr>
-        <w:t xml:space="preserve"> on the task adds librdkafka's full trace of the connection.</w:t>
-      </w:r>
-    </w:p>
-    <w:p>
-      <w:pPr>
-        <w:pStyle w:val="Heading1"/>
-      </w:pPr>
-      <w:r>
-        <w:t>Is the metadata step necessary?</w:t>
-      </w:r>
-    </w:p>
-    <w:p>
-      <w:pPr>
-        <w:spacing w:before="0" w:after="120"/>
-      </w:pPr>
-      <w:r>
-        <w:rPr>
-          <w:b w:val="0"/>
-          <w:color w:val="18202B"/>
-          <w:sz w:val="21"/>
-        </w:rPr>
-        <w:t>Yes. It isn't an extra check that can be dropped. It is the same connection, with the same TLS, the same token and the same principal, that publishing uses. Running it before any record is read means a broken connection, a missing topic or a missing ACL stops the run cleanly with a specific error.</w:t>
-      </w:r>
-    </w:p>
-    <w:p>
-      <w:pPr>
-        <w:spacing w:before="0" w:after="120"/>
-      </w:pPr>
-      <w:r>
-        <w:rPr>
-          <w:b w:val="0"/>
-          <w:color w:val="18202B"/>
-          <w:sz w:val="21"/>
-        </w:rPr>
-        <w:t>Without it, the connector would read the month's rows, every record would wait 5 minutes (</w:t>
-      </w:r>
-      <w:r>
-        <w:rPr>
-          <w:rFonts w:ascii="Consolas" w:hAnsi="Consolas"/>
-          <w:color w:val="18202B"/>
-          <w:sz w:val="19"/>
-        </w:rPr>
-        <w:t>message.timeout.ms</w:t>
-      </w:r>
-      <w:r>
-        <w:rPr>
-          <w:b w:val="0"/>
-          <w:color w:val="18202B"/>
-          <w:sz w:val="21"/>
-        </w:rPr>
-        <w:t>) and then fail, and the run would end as a failed batch to reconcile, for the same underlying cause. Turning it off (</w:t>
-      </w:r>
-      <w:r>
-        <w:rPr>
-          <w:rFonts w:ascii="Consolas" w:hAnsi="Consolas"/>
-          <w:color w:val="18202B"/>
-          <w:sz w:val="19"/>
-        </w:rPr>
-        <w:t>resilience.preflight_enabled: false</w:t>
-      </w:r>
-      <w:r>
-        <w:rPr>
-          <w:b w:val="0"/>
-          <w:color w:val="18202B"/>
-          <w:sz w:val="21"/>
-        </w:rPr>
-        <w:t>) moves the failure to step 15 and makes it harder to diagnose.</w:t>
-      </w:r>
-    </w:p>
-    <w:p>
-      <w:pPr>
-        <w:pStyle w:val="Heading1"/>
-      </w:pPr>
-      <w:r>
-        <w:t>What we need from the consumer team</w:t>
-      </w:r>
-    </w:p>
-    <w:p>
-      <w:pPr>
-        <w:spacing w:before="0" w:after="120"/>
-      </w:pPr>
-      <w:r>
-        <w:rPr>
-          <w:b w:val="0"/>
-          <w:color w:val="18202B"/>
-          <w:sz w:val="21"/>
-        </w:rPr>
-        <w:t>If any of these is owned by another team (BSP platform, topic owners), please point us to them.</w:t>
-      </w:r>
-    </w:p>
-    <w:p>
-      <w:pPr>
         <w:keepNext/>
         <w:spacing w:before="120" w:after="20"/>
       </w:pPr>
@@ -4762,7 +5376,7 @@
           <w:b/>
           <w:color w:val="1F5F8B"/>
         </w:rPr>
-        <w:t>1.  Bootstrap brokers for this topic in SIT</w:t>
+        <w:t>1.  Records arrive and decode</w:t>
       </w:r>
     </w:p>
     <w:p>
@@ -4776,7 +5390,7 @@
           <w:color w:val="18202B"/>
           <w:sz w:val="20"/>
         </w:rPr>
-        <w:t xml:space="preserve">Our config lists </w:t>
+        <w:t xml:space="preserve">Please confirm you receive the 7 October records on </w:t>
       </w:r>
       <w:r>
         <w:rPr>
@@ -4784,7 +5398,7 @@
           <w:color w:val="18202B"/>
           <w:sz w:val="18"/>
         </w:rPr>
-        <w:t>ldndsr000009490</w:t>
+        <w:t>tc01_fncmtrgrbb_ifc_tbb_kyc_refresh</w:t>
       </w:r>
       <w:r>
         <w:rPr>
@@ -4792,7 +5406,7 @@
           <w:color w:val="18202B"/>
           <w:sz w:val="20"/>
         </w:rPr>
-        <w:t xml:space="preserve">, </w:t>
+        <w:t xml:space="preserve"> and decode them with schema ID 3665 (version 2) of </w:t>
       </w:r>
       <w:r>
         <w:rPr>
@@ -4800,7 +5414,7 @@
           <w:color w:val="18202B"/>
           <w:sz w:val="18"/>
         </w:rPr>
-        <w:t>ldndsr000009491</w:t>
+        <w:t>tc01_fncmtrgrbb_ifc_tbb_kyc_refresh-value</w:t>
       </w:r>
       <w:r>
         <w:rPr>
@@ -4808,7 +5422,34 @@
           <w:color w:val="18202B"/>
           <w:sz w:val="20"/>
         </w:rPr>
-        <w:t xml:space="preserve"> and </w:t>
+        <w:t>, Confluent wire format.</w:t>
+      </w:r>
+    </w:p>
+    <w:p>
+      <w:pPr>
+        <w:keepNext/>
+        <w:spacing w:before="120" w:after="20"/>
+      </w:pPr>
+      <w:r>
+        <w:rPr>
+          <w:b/>
+          <w:color w:val="1F5F8B"/>
+        </w:rPr>
+        <w:t>2.  The namespace difference</w:t>
+      </w:r>
+    </w:p>
+    <w:p>
+      <w:pPr>
+        <w:spacing w:before="0" w:after="40"/>
+        <w:ind w:left="340"/>
+      </w:pPr>
+      <w:r>
+        <w:rPr>
+          <w:b w:val="0"/>
+          <w:color w:val="18202B"/>
+          <w:sz w:val="20"/>
+        </w:rPr>
+        <w:t xml:space="preserve">Our bundled schema's record is </w:t>
       </w:r>
       <w:r>
         <w:rPr>
@@ -4816,7 +5457,7 @@
           <w:color w:val="18202B"/>
           <w:sz w:val="18"/>
         </w:rPr>
-        <w:t>gbrdsr000012098</w:t>
+        <w:t>.TriggerBackboneTopicSchema</w:t>
       </w:r>
       <w:r>
         <w:rPr>
@@ -4824,7 +5465,7 @@
           <w:color w:val="18202B"/>
           <w:sz w:val="20"/>
         </w:rPr>
-        <w:t xml:space="preserve"> on 9095. The host we verified is </w:t>
+        <w:t xml:space="preserve">; the registered one is </w:t>
       </w:r>
       <w:r>
         <w:rPr>
@@ -4832,7 +5473,7 @@
           <w:color w:val="18202B"/>
           <w:sz w:val="18"/>
         </w:rPr>
-        <w:t>ldndsr000009480</w:t>
+        <w:t>com.barclays.trigger.backbone.producer.bsp.schema.model.TriggerBackboneTopicSchema</w:t>
       </w:r>
       <w:r>
         <w:rPr>
@@ -4840,179 +5481,34 @@
           <w:color w:val="18202B"/>
           <w:sz w:val="20"/>
         </w:rPr>
-        <w:t xml:space="preserve">. Please confirm which cluster hosts </w:t>
-      </w:r>
-      <w:r>
-        <w:rPr>
-          <w:rFonts w:ascii="Consolas" w:hAnsi="Consolas"/>
-          <w:color w:val="18202B"/>
-          <w:sz w:val="18"/>
-        </w:rPr>
-        <w:t>tc01_fncmtrgrbb_ifc_tbb_kyc_refresh</w:t>
-      </w:r>
+        <w:t>. Every field matches. If your deserializer resolves by full name, tell us and we will align the namespace.</w:t>
+      </w:r>
+    </w:p>
+    <w:p>
+      <w:pPr>
+        <w:keepNext/>
+        <w:spacing w:before="120" w:after="20"/>
+      </w:pPr>
+      <w:r>
+        <w:rPr>
+          <w:b/>
+          <w:color w:val="1F5F8B"/>
+        </w:rPr>
+        <w:t>3.  Message key</w:t>
+      </w:r>
+    </w:p>
+    <w:p>
+      <w:pPr>
+        <w:spacing w:before="0" w:after="40"/>
+        <w:ind w:left="340"/>
+      </w:pPr>
       <w:r>
         <w:rPr>
           <w:b w:val="0"/>
           <w:color w:val="18202B"/>
           <w:sz w:val="20"/>
         </w:rPr>
-        <w:t xml:space="preserve"> and its bootstrap list.</w:t>
-      </w:r>
-    </w:p>
-    <w:p>
-      <w:pPr>
-        <w:keepNext/>
-        <w:spacing w:before="120" w:after="20"/>
-      </w:pPr>
-      <w:r>
-        <w:rPr>
-          <w:b/>
-          <w:color w:val="1F5F8B"/>
-        </w:rPr>
-        <w:t>2.  The topic exists on that cluster</w:t>
-      </w:r>
-    </w:p>
-    <w:p>
-      <w:pPr>
-        <w:spacing w:before="0" w:after="40"/>
-        <w:ind w:left="340"/>
-      </w:pPr>
-      <w:r>
-        <w:rPr>
-          <w:rFonts w:ascii="Consolas" w:hAnsi="Consolas"/>
-          <w:color w:val="18202B"/>
-          <w:sz w:val="18"/>
-        </w:rPr>
-        <w:t>tc01_fncmtrgrbb_ifc_tbb_kyc_refresh</w:t>
-      </w:r>
-      <w:r>
-        <w:rPr>
-          <w:b w:val="0"/>
-          <w:color w:val="18202B"/>
-          <w:sz w:val="20"/>
-        </w:rPr>
-        <w:t>, with its partition count.</w:t>
-      </w:r>
-    </w:p>
-    <w:p>
-      <w:pPr>
-        <w:keepNext/>
-        <w:spacing w:before="120" w:after="20"/>
-      </w:pPr>
-      <w:r>
-        <w:rPr>
-          <w:b/>
-          <w:color w:val="1F5F8B"/>
-        </w:rPr>
-        <w:t>3.  ACLs for the producer principal</w:t>
-      </w:r>
-    </w:p>
-    <w:p>
-      <w:pPr>
-        <w:spacing w:before="0" w:after="40"/>
-        <w:ind w:left="340"/>
-      </w:pPr>
-      <w:r>
-        <w:rPr>
-          <w:rFonts w:ascii="Consolas" w:hAnsi="Consolas"/>
-          <w:color w:val="18202B"/>
-          <w:sz w:val="18"/>
-        </w:rPr>
-        <w:t>sysEUWCorpDEngSit@INTRANET.BARCAPINT.COM</w:t>
-      </w:r>
-      <w:r>
-        <w:rPr>
-          <w:b w:val="0"/>
-          <w:color w:val="18202B"/>
-          <w:sz w:val="20"/>
-        </w:rPr>
-        <w:t xml:space="preserve"> needs WRITE and DESCRIBE on the topic and, on Kafka versions before 2.8, IdempotentWrite on the cluster (the producer uses idempotence). DESCRIBE is what the metadata step needs.</w:t>
-      </w:r>
-    </w:p>
-    <w:p>
-      <w:pPr>
-        <w:keepNext/>
-        <w:spacing w:before="120" w:after="20"/>
-      </w:pPr>
-      <w:r>
-        <w:rPr>
-          <w:b/>
-          <w:color w:val="1F5F8B"/>
-        </w:rPr>
-        <w:t>4.  SASL OAUTHBEARER with BAM is enabled on 9095</w:t>
-      </w:r>
-    </w:p>
-    <w:p>
-      <w:pPr>
-        <w:spacing w:before="0" w:after="40"/>
-        <w:ind w:left="340"/>
-      </w:pPr>
-      <w:r>
-        <w:rPr>
-          <w:b w:val="0"/>
-          <w:color w:val="18202B"/>
-          <w:sz w:val="20"/>
-        </w:rPr>
-        <w:t xml:space="preserve">Tokens come from BAM, </w:t>
-      </w:r>
-      <w:r>
-        <w:rPr>
-          <w:rFonts w:ascii="Consolas" w:hAnsi="Consolas"/>
-          <w:color w:val="18202B"/>
-          <w:sz w:val="18"/>
-        </w:rPr>
-        <w:t>BAM_NAME=BarclaysStreamingPlatform</w:t>
-      </w:r>
-      <w:r>
-        <w:rPr>
-          <w:b w:val="0"/>
-          <w:color w:val="18202B"/>
-          <w:sz w:val="20"/>
-        </w:rPr>
-        <w:t>. Please confirm the brokers accept it for this principal.</w:t>
-      </w:r>
-    </w:p>
-    <w:p>
-      <w:pPr>
-        <w:keepNext/>
-        <w:spacing w:before="120" w:after="20"/>
-      </w:pPr>
-      <w:r>
-        <w:rPr>
-          <w:b/>
-          <w:color w:val="1F5F8B"/>
-        </w:rPr>
-        <w:t>5.  The schema you decode with</w:t>
-      </w:r>
-    </w:p>
-    <w:p>
-      <w:pPr>
-        <w:spacing w:before="0" w:after="40"/>
-        <w:ind w:left="340"/>
-      </w:pPr>
-      <w:r>
-        <w:rPr>
-          <w:b w:val="0"/>
-          <w:color w:val="18202B"/>
-          <w:sz w:val="20"/>
-        </w:rPr>
-        <w:t xml:space="preserve">We will write with schema ID 3665 (version 2) of </w:t>
-      </w:r>
-      <w:r>
-        <w:rPr>
-          <w:rFonts w:ascii="Consolas" w:hAnsi="Consolas"/>
-          <w:color w:val="18202B"/>
-          <w:sz w:val="18"/>
-        </w:rPr>
-        <w:t>tc01_fncmtrgrbb_ifc_tbb_kyc_refresh-value</w:t>
-      </w:r>
-      <w:r>
-        <w:rPr>
-          <w:b w:val="0"/>
-          <w:color w:val="18202B"/>
-          <w:sz w:val="20"/>
-        </w:rPr>
-        <w:t>, framed in the Confluent wire format. Please confirm that is what your consumer expects.</w:t>
+        <w:t>Each record's key is its trigger ID (UTF-8), with no Kafka headers. Please confirm that is what you expect.</w:t>
       </w:r>
     </w:p>
     <w:p>
@@ -5025,7 +5521,6 @@
     </w:p>
     <w:tbl>
       <w:tblPr>
-        <w:tblStyle w:val="TableGrid"/>
         <w:tblW w:type="auto" w:w="0"/>
         <w:jc w:val="left"/>
         <w:tblLayout w:type="fixed"/>
@@ -5047,7 +5542,7 @@
       <w:tr>
         <w:tc>
           <w:tcPr>
-            <w:tcW w:type="dxa" w:w="1928"/>
+            <w:tcW w:type="dxa" w:w="2041"/>
             <w:shd w:val="clear" w:color="auto" w:fill="EEF0F3"/>
           </w:tcPr>
           <w:p>
@@ -5087,7 +5582,7 @@
         </w:tc>
         <w:tc>
           <w:tcPr>
-            <w:tcW w:type="dxa" w:w="3969"/>
+            <w:tcW w:type="dxa" w:w="3855"/>
             <w:shd w:val="clear" w:color="auto" w:fill="EEF0F3"/>
           </w:tcPr>
           <w:p>
@@ -5109,7 +5604,7 @@
       <w:tr>
         <w:tc>
           <w:tcPr>
-            <w:tcW w:type="dxa" w:w="1928"/>
+            <w:tcW w:type="dxa" w:w="2041"/>
           </w:tcPr>
           <w:p>
             <w:pPr>
@@ -5141,13 +5636,13 @@
                 <w:color w:val="18202B"/>
                 <w:sz w:val="17"/>
               </w:rPr>
-              <w:t>utility/kafka_factory.py:511 build()</w:t>
+              <w:t>utility/kafka_factory.py:548 build()</w:t>
             </w:r>
           </w:p>
         </w:tc>
         <w:tc>
           <w:tcPr>
-            <w:tcW w:type="dxa" w:w="3969"/>
+            <w:tcW w:type="dxa" w:w="3855"/>
           </w:tcPr>
           <w:p>
             <w:pPr>
@@ -5160,7 +5655,7 @@
                 <w:color w:val="18202B"/>
                 <w:sz w:val="19"/>
               </w:rPr>
-              <w:t>Runs steps 4 to 12 in order. Any failure stops the run.</w:t>
+              <w:t>Runs steps 4 to 13 in order. Any failure stops the run.</w:t>
             </w:r>
           </w:p>
         </w:tc>
@@ -5168,7 +5663,7 @@
       <w:tr>
         <w:tc>
           <w:tcPr>
-            <w:tcW w:type="dxa" w:w="1928"/>
+            <w:tcW w:type="dxa" w:w="2041"/>
           </w:tcPr>
           <w:p>
             <w:pPr>
@@ -5206,7 +5701,7 @@
         </w:tc>
         <w:tc>
           <w:tcPr>
-            <w:tcW w:type="dxa" w:w="3969"/>
+            <w:tcW w:type="dxa" w:w="3855"/>
           </w:tcPr>
           <w:p>
             <w:pPr>
@@ -5235,7 +5730,7 @@
       <w:tr>
         <w:tc>
           <w:tcPr>
-            <w:tcW w:type="dxa" w:w="1928"/>
+            <w:tcW w:type="dxa" w:w="2041"/>
           </w:tcPr>
           <w:p>
             <w:pPr>
@@ -5273,7 +5768,7 @@
         </w:tc>
         <w:tc>
           <w:tcPr>
-            <w:tcW w:type="dxa" w:w="3969"/>
+            <w:tcW w:type="dxa" w:w="3855"/>
           </w:tcPr>
           <w:p>
             <w:pPr>
@@ -5318,7 +5813,7 @@
       <w:tr>
         <w:tc>
           <w:tcPr>
-            <w:tcW w:type="dxa" w:w="1928"/>
+            <w:tcW w:type="dxa" w:w="2041"/>
           </w:tcPr>
           <w:p>
             <w:pPr>
@@ -5356,7 +5851,7 @@
         </w:tc>
         <w:tc>
           <w:tcPr>
-            <w:tcW w:type="dxa" w:w="3969"/>
+            <w:tcW w:type="dxa" w:w="3855"/>
           </w:tcPr>
           <w:p>
             <w:pPr>
@@ -5409,7 +5904,7 @@
       <w:tr>
         <w:tc>
           <w:tcPr>
-            <w:tcW w:type="dxa" w:w="1928"/>
+            <w:tcW w:type="dxa" w:w="2041"/>
           </w:tcPr>
           <w:p>
             <w:pPr>
@@ -5447,7 +5942,7 @@
         </w:tc>
         <w:tc>
           <w:tcPr>
-            <w:tcW w:type="dxa" w:w="3969"/>
+            <w:tcW w:type="dxa" w:w="3855"/>
           </w:tcPr>
           <w:p>
             <w:pPr>
@@ -5468,7 +5963,7 @@
       <w:tr>
         <w:tc>
           <w:tcPr>
-            <w:tcW w:type="dxa" w:w="1928"/>
+            <w:tcW w:type="dxa" w:w="2041"/>
           </w:tcPr>
           <w:p>
             <w:pPr>
@@ -5506,7 +6001,7 @@
         </w:tc>
         <w:tc>
           <w:tcPr>
-            <w:tcW w:type="dxa" w:w="3969"/>
+            <w:tcW w:type="dxa" w:w="3855"/>
           </w:tcPr>
           <w:p>
             <w:pPr>
@@ -5527,7 +6022,7 @@
       <w:tr>
         <w:tc>
           <w:tcPr>
-            <w:tcW w:type="dxa" w:w="1928"/>
+            <w:tcW w:type="dxa" w:w="2041"/>
           </w:tcPr>
           <w:p>
             <w:pPr>
@@ -5540,7 +6035,7 @@
                 <w:color w:val="18202B"/>
                 <w:sz w:val="19"/>
               </w:rPr>
-              <w:t>11 · Metadata</w:t>
+              <w:t>11 · Token (the fix)</w:t>
             </w:r>
           </w:p>
         </w:tc>
@@ -5559,13 +6054,88 @@
                 <w:color w:val="18202B"/>
                 <w:sz w:val="17"/>
               </w:rPr>
-              <w:t>utility/kafka_factory.py:448 _metadata_checks</w:t>
+              <w:t>utility/kafka_factory.py:455 _await_oauth_token</w:t>
             </w:r>
           </w:p>
         </w:tc>
         <w:tc>
           <w:tcPr>
-            <w:tcW w:type="dxa" w:w="3969"/>
+            <w:tcW w:type="dxa" w:w="3855"/>
+          </w:tcPr>
+          <w:p>
+            <w:pPr>
+              <w:spacing w:before="40" w:after="40"/>
+            </w:pPr>
+            <w:r/>
+            <w:r>
+              <w:rPr>
+                <w:b w:val="0"/>
+                <w:color w:val="18202B"/>
+                <w:sz w:val="19"/>
+              </w:rPr>
+              <w:t xml:space="preserve">Polls until BSP's </w:t>
+            </w:r>
+            <w:r>
+              <w:rPr>
+                <w:rFonts w:ascii="Consolas" w:hAnsi="Consolas"/>
+                <w:color w:val="18202B"/>
+                <w:sz w:val="17"/>
+              </w:rPr>
+              <w:t>oauth_cb</w:t>
+            </w:r>
+            <w:r>
+              <w:rPr>
+                <w:b w:val="0"/>
+                <w:color w:val="18202B"/>
+                <w:sz w:val="19"/>
+              </w:rPr>
+              <w:t xml:space="preserve"> has supplied the token</w:t>
+            </w:r>
+          </w:p>
+        </w:tc>
+      </w:tr>
+      <w:tr>
+        <w:tc>
+          <w:tcPr>
+            <w:tcW w:type="dxa" w:w="2041"/>
+          </w:tcPr>
+          <w:p>
+            <w:pPr>
+              <w:spacing w:before="40" w:after="40"/>
+            </w:pPr>
+            <w:r/>
+            <w:r>
+              <w:rPr>
+                <w:b w:val="0"/>
+                <w:color w:val="18202B"/>
+                <w:sz w:val="19"/>
+              </w:rPr>
+              <w:t>12 · Metadata (off)</w:t>
+            </w:r>
+          </w:p>
+        </w:tc>
+        <w:tc>
+          <w:tcPr>
+            <w:tcW w:type="dxa" w:w="3742"/>
+          </w:tcPr>
+          <w:p>
+            <w:pPr>
+              <w:spacing w:before="40" w:after="40"/>
+            </w:pPr>
+            <w:r/>
+            <w:r>
+              <w:rPr>
+                <w:rFonts w:ascii="Consolas" w:hAnsi="Consolas"/>
+                <w:color w:val="18202B"/>
+                <w:sz w:val="17"/>
+              </w:rPr>
+              <w:t>utility/kafka_factory.py:484 _metadata_checks</w:t>
+            </w:r>
+          </w:p>
+        </w:tc>
+        <w:tc>
+          <w:tcPr>
+            <w:tcW w:type="dxa" w:w="3855"/>
           </w:tcPr>
           <w:p>
             <w:pPr>
@@ -5586,7 +6156,23 @@
                 <w:color w:val="18202B"/>
                 <w:sz w:val="19"/>
               </w:rPr>
-              <w:t>, plus the per-broker failure reasons</w:t>
+              <w:t xml:space="preserve">, when </w:t>
+            </w:r>
+            <w:r>
+              <w:rPr>
+                <w:rFonts w:ascii="Consolas" w:hAnsi="Consolas"/>
+                <w:color w:val="18202B"/>
+                <w:sz w:val="17"/>
+              </w:rPr>
+              <w:t>preflight_metadata_enabled</w:t>
+            </w:r>
+            <w:r>
+              <w:rPr>
+                <w:b w:val="0"/>
+                <w:color w:val="18202B"/>
+                <w:sz w:val="19"/>
+              </w:rPr>
+              <w:t xml:space="preserve"> is on</w:t>
             </w:r>
           </w:p>
         </w:tc>
@@ -5594,7 +6180,7 @@
       <w:tr>
         <w:tc>
           <w:tcPr>
-            <w:tcW w:type="dxa" w:w="1928"/>
+            <w:tcW w:type="dxa" w:w="2041"/>
           </w:tcPr>
           <w:p>
             <w:pPr>
@@ -5607,7 +6193,7 @@
                 <w:color w:val="18202B"/>
                 <w:sz w:val="19"/>
               </w:rPr>
-              <w:t>11 · Classification</w:t>
+              <w:t>14–18 · Batch</w:t>
             </w:r>
           </w:p>
         </w:tc>
@@ -5626,13 +6212,13 @@
                 <w:color w:val="18202B"/>
                 <w:sz w:val="17"/>
               </w:rPr>
-              <w:t>utility/kafka_preflight.py · check_topic_metadata; utility/error_classifier.py</w:t>
+              <w:t>utility/connector_runner.py:398 run_batch</w:t>
             </w:r>
           </w:p>
         </w:tc>
         <w:tc>
           <w:tcPr>
-            <w:tcW w:type="dxa" w:w="3969"/>
+            <w:tcW w:type="dxa" w:w="3855"/>
           </w:tcPr>
           <w:p>
             <w:pPr>
@@ -5645,23 +6231,7 @@
                 <w:color w:val="18202B"/>
                 <w:sz w:val="19"/>
               </w:rPr>
-              <w:t>Maps the error text to a scenario and exit code (</w:t>
-            </w:r>
-            <w:r>
-              <w:rPr>
-                <w:rFonts w:ascii="Consolas" w:hAnsi="Consolas"/>
-                <w:color w:val="18202B"/>
-                <w:sz w:val="17"/>
-              </w:rPr>
-              <w:t>_TRANSPORT</w:t>
-            </w:r>
-            <w:r>
-              <w:rPr>
-                <w:b w:val="0"/>
-                <w:color w:val="18202B"/>
-                <w:sz w:val="19"/>
-              </w:rPr>
-              <w:t xml:space="preserve"> → BROKER_UNAVAILABLE → 32)</w:t>
+              <w:t>Read, build, publish, flush, reconcile</w:t>
             </w:r>
           </w:p>
         </w:tc>
@@ -5669,7 +6239,7 @@
       <w:tr>
         <w:tc>
           <w:tcPr>
-            <w:tcW w:type="dxa" w:w="1928"/>
+            <w:tcW w:type="dxa" w:w="2041"/>
           </w:tcPr>
           <w:p>
             <w:pPr>
@@ -5682,7 +6252,7 @@
                 <w:color w:val="18202B"/>
                 <w:sz w:val="19"/>
               </w:rPr>
-              <w:t>13–17 · Batch</w:t>
+              <w:t>16 · Produce</w:t>
             </w:r>
           </w:p>
         </w:tc>
@@ -5701,13 +6271,13 @@
                 <w:color w:val="18202B"/>
                 <w:sz w:val="17"/>
               </w:rPr>
-              <w:t>utility/connector_runner.py:389 run_batch</w:t>
+              <w:t>utility/kafka_publisher.py:206</w:t>
             </w:r>
           </w:p>
         </w:tc>
         <w:tc>
           <w:tcPr>
-            <w:tcW w:type="dxa" w:w="3969"/>
+            <w:tcW w:type="dxa" w:w="3855"/>
           </w:tcPr>
           <w:p>
             <w:pPr>
@@ -5716,11 +6286,35 @@
             <w:r/>
             <w:r>
               <w:rPr>
+                <w:rFonts w:ascii="Consolas" w:hAnsi="Consolas"/>
+                <w:color w:val="18202B"/>
+                <w:sz w:val="17"/>
+              </w:rPr>
+              <w:t>produce()</w:t>
+            </w:r>
+            <w:r>
+              <w:rPr>
                 <w:b w:val="0"/>
                 <w:color w:val="18202B"/>
                 <w:sz w:val="19"/>
               </w:rPr>
-              <w:t>Read, build, publish, flush, reconcile</w:t>
+              <w:t xml:space="preserve"> then </w:t>
+            </w:r>
+            <w:r>
+              <w:rPr>
+                <w:rFonts w:ascii="Consolas" w:hAnsi="Consolas"/>
+                <w:color w:val="18202B"/>
+                <w:sz w:val="17"/>
+              </w:rPr>
+              <w:t>poll(0)</w:t>
+            </w:r>
+            <w:r>
+              <w:rPr>
+                <w:b w:val="0"/>
+                <w:color w:val="18202B"/>
+                <w:sz w:val="19"/>
+              </w:rPr>
+              <w:t>; librdkafka connects and fetches metadata</w:t>
             </w:r>
           </w:p>
         </w:tc>
@@ -5736,7 +6330,7 @@
           <w:color w:val="5A6575"/>
           <w:sz w:val="17"/>
         </w:rPr>
-        <w:t>Line numbers are from commit e72f4eb on feature/cyberark-envelope: port 9095, 60-second timeouts, per-broker error reasons and the librdkafka trace.</w:t>
+        <w:t>Line numbers are from feature/cyberark-envelope as of 7 October 2026.</w:t>
       </w:r>
     </w:p>
     <w:sectPr>
